--- a/docs/scp3-work-list.docx
+++ b/docs/scp3-work-list.docx
@@ -15,7 +15,7 @@
         <w:pStyle w:val="Subtitle"/>
       </w:pPr>
       <w:r>
-        <w:t xml:space="preserve">Personal computer and WikiCafe, July 22 2026</w:t>
+        <w:t xml:space="preserve">Personal computer and WikiCafe · revised end of day, July 22 2026</w:t>
       </w:r>
     </w:p>
     <w:sdt>
@@ -142,13 +142,7 @@
         <w:t xml:space="preserve"> </w:t>
       </w:r>
       <w:r>
-        <w:t xml:space="preserve">where it is code I can do. Nothing here is blocked on anything except where it</w:t>
-      </w:r>
-      <w:r>
-        <w:t xml:space="preserve"> </w:t>
-      </w:r>
-      <w:r>
-        <w:t xml:space="preserve">says so.</w:t>
+        <w:t xml:space="preserve">where it is code I can do.</w:t>
       </w:r>
     </w:p>
     <w:p>
@@ -273,13 +267,7 @@
         <w:t xml:space="preserve"> </w:t>
       </w:r>
       <w:r>
-        <w:t xml:space="preserve">inside the Python. This is what keeps the two tracks from becoming two</w:t>
-      </w:r>
-      <w:r>
-        <w:t xml:space="preserve"> </w:t>
-      </w:r>
-      <w:r>
-        <w:t xml:space="preserve">products.</w:t>
+        <w:t xml:space="preserve">inside the Python.</w:t>
       </w:r>
     </w:p>
     <w:p>
@@ -295,6 +283,93 @@
           <w:b/>
           <w:bCs/>
         </w:rPr>
+        <w:t xml:space="preserve">One gate in front of all three services</w:t>
+      </w:r>
+      <w:r>
+        <w:t xml:space="preserve">, not a passphrase on My Health</w:t>
+      </w:r>
+      <w:r>
+        <w:t xml:space="preserve"> </w:t>
+      </w:r>
+      <w:r>
+        <w:t xml:space="preserve">Picture alone. The record lives in the wiki, so gating only the coupler would</w:t>
+      </w:r>
+      <w:r>
+        <w:t xml:space="preserve"> </w:t>
+      </w:r>
+      <w:r>
+        <w:t xml:space="preserve">have left it readable and writable by anyone else using the computer.</w:t>
+      </w:r>
+    </w:p>
+    <w:p>
+      <w:pPr>
+        <w:pStyle w:val="Compact"/>
+        <w:numPr>
+          <w:ilvl w:val="0"/>
+          <w:numId w:val="1001"/>
+        </w:numPr>
+      </w:pPr>
+      <w:r>
+        <w:rPr>
+          <w:b/>
+          <w:bCs/>
+        </w:rPr>
+        <w:t xml:space="preserve">One passphrase</w:t>
+      </w:r>
+      <w:r>
+        <w:t xml:space="preserve"> </w:t>
+      </w:r>
+      <w:r>
+        <w:t xml:space="preserve">opens the gate and encrypts backups.</w:t>
+      </w:r>
+    </w:p>
+    <w:p>
+      <w:pPr>
+        <w:pStyle w:val="Compact"/>
+        <w:numPr>
+          <w:ilvl w:val="0"/>
+          <w:numId w:val="1001"/>
+        </w:numPr>
+      </w:pPr>
+      <w:r>
+        <w:rPr>
+          <w:b/>
+          <w:bCs/>
+        </w:rPr>
+        <w:t xml:space="preserve">Encryption at rest beyond FileVault: closed, not possible.</w:t>
+      </w:r>
+      <w:r>
+        <w:t xml:space="preserve"> </w:t>
+      </w:r>
+      <w:r>
+        <w:t xml:space="preserve">Built and</w:t>
+      </w:r>
+      <w:r>
+        <w:t xml:space="preserve"> </w:t>
+      </w:r>
+      <w:r>
+        <w:t xml:space="preserve">abandoned — see the findings document. Rely on FileVault, the gate, and</w:t>
+      </w:r>
+      <w:r>
+        <w:t xml:space="preserve"> </w:t>
+      </w:r>
+      <w:r>
+        <w:t xml:space="preserve">encrypted backups.</w:t>
+      </w:r>
+    </w:p>
+    <w:p>
+      <w:pPr>
+        <w:pStyle w:val="Compact"/>
+        <w:numPr>
+          <w:ilvl w:val="0"/>
+          <w:numId w:val="1001"/>
+        </w:numPr>
+      </w:pPr>
+      <w:r>
+        <w:rPr>
+          <w:b/>
+          <w:bCs/>
+        </w:rPr>
         <w:t xml:space="preserve">Rosa Delgado and Alex Rivera are synthetic</w:t>
       </w:r>
       <w:r>
@@ -380,13 +455,13 @@
         <w:t xml:space="preserve"> </w:t>
       </w:r>
       <w:r>
-        <w:t xml:space="preserve">entire home network — every tool, every JSON data file. Your native FedWiki is</w:t>
-      </w:r>
-      <w:r>
-        <w:t xml:space="preserve"> </w:t>
-      </w:r>
-      <w:r>
-        <w:t xml:space="preserve">also listening on all interfaces on port 3000.</w:t>
+        <w:t xml:space="preserve">entire home network. Your native FedWiki is also listening on all interfaces</w:t>
+      </w:r>
+      <w:r>
+        <w:t xml:space="preserve"> </w:t>
+      </w:r>
+      <w:r>
+        <w:t xml:space="preserve">on port 3000.</w:t>
       </w:r>
     </w:p>
     <w:p>
@@ -405,23 +480,23 @@
         <w:pStyle w:val="FirstParagraph"/>
       </w:pPr>
       <w:r>
-        <w:t xml:space="preserve">This is unrelated to any deployment. It is a leftover debugging process, and it</w:t>
-      </w:r>
-      <w:r>
-        <w:t xml:space="preserve"> </w:t>
-      </w:r>
-      <w:r>
-        <w:t xml:space="preserve">is the most immediately exposed thing found all day.</w:t>
+        <w:t xml:space="preserve">Unrelated to any deployment. A leftover debugging process, and the most</w:t>
+      </w:r>
+      <w:r>
+        <w:t xml:space="preserve"> </w:t>
+      </w:r>
+      <w:r>
+        <w:t xml:space="preserve">immediately exposed thing found all day.</w:t>
       </w:r>
     </w:p>
     <w:bookmarkEnd w:id="11"/>
-    <w:bookmarkStart w:id="12" w:name="marc-decide-the-disk-encryption-policy"/>
+    <w:bookmarkStart w:id="12" w:name="marc-decide-the-windows-policy"/>
     <w:p>
       <w:pPr>
         <w:pStyle w:val="Heading2"/>
       </w:pPr>
       <w:r>
-        <w:t xml:space="preserve">[Marc] Decide the disk-encryption policy</w:t>
+        <w:t xml:space="preserve">[Marc] Decide the Windows policy</w:t>
       </w:r>
     </w:p>
     <w:p>
@@ -429,7 +504,97 @@
         <w:pStyle w:val="FirstParagraph"/>
       </w:pPr>
       <w:r>
-        <w:t xml:space="preserve">Three questions, and the second is the hard one.</w:t>
+        <w:t xml:space="preserve">Disk encryption is now the</w:t>
+      </w:r>
+      <w:r>
+        <w:t xml:space="preserve"> </w:t>
+      </w:r>
+      <w:r>
+        <w:rPr>
+          <w:i/>
+          <w:iCs/>
+        </w:rPr>
+        <w:t xml:space="preserve">only</w:t>
+      </w:r>
+      <w:r>
+        <w:t xml:space="preserve"> </w:t>
+      </w:r>
+      <w:r>
+        <w:t xml:space="preserve">protection for data at rest, since the</w:t>
+      </w:r>
+      <w:r>
+        <w:t xml:space="preserve"> </w:t>
+      </w:r>
+      <w:r>
+        <w:t xml:space="preserve">encrypted-store option turned out not to be deliverable. That raises the stakes</w:t>
+      </w:r>
+      <w:r>
+        <w:t xml:space="preserve"> </w:t>
+      </w:r>
+      <w:r>
+        <w:t xml:space="preserve">on one question:</w:t>
+      </w:r>
+    </w:p>
+    <w:p>
+      <w:pPr>
+        <w:pStyle w:val="BodyText"/>
+      </w:pPr>
+      <w:r>
+        <w:rPr>
+          <w:b/>
+          <w:bCs/>
+        </w:rPr>
+        <w:t xml:space="preserve">Windows Home machines often cannot encrypt at all.</w:t>
+      </w:r>
+      <w:r>
+        <w:t xml:space="preserve"> </w:t>
+      </w:r>
+      <w:r>
+        <w:t xml:space="preserve">BitLocker proper is</w:t>
+      </w:r>
+      <w:r>
+        <w:t xml:space="preserve"> </w:t>
+      </w:r>
+      <w:r>
+        <w:t xml:space="preserve">Pro/Enterprise; Home gets a cut-down</w:t>
+      </w:r>
+      <w:r>
+        <w:t xml:space="preserve"> </w:t>
+      </w:r>
+      <w:r>
+        <w:t xml:space="preserve">“Device Encryption”</w:t>
+      </w:r>
+      <w:r>
+        <w:t xml:space="preserve"> </w:t>
+      </w:r>
+      <w:r>
+        <w:t xml:space="preserve">that needs particular</w:t>
+      </w:r>
+      <w:r>
+        <w:t xml:space="preserve"> </w:t>
+      </w:r>
+      <w:r>
+        <w:t xml:space="preserve">hardware and a Microsoft account, and on many inexpensive laptops it is simply</w:t>
+      </w:r>
+      <w:r>
+        <w:t xml:space="preserve"> </w:t>
+      </w:r>
+      <w:r>
+        <w:t xml:space="preserve">absent. Policy needed: exclude those machines, or accept unencrypted and say so</w:t>
+      </w:r>
+      <w:r>
+        <w:t xml:space="preserve"> </w:t>
+      </w:r>
+      <w:r>
+        <w:t xml:space="preserve">plainly in the consent text.</w:t>
+      </w:r>
+    </w:p>
+    <w:p>
+      <w:pPr>
+        <w:pStyle w:val="BodyText"/>
+      </w:pPr>
+      <w:r>
+        <w:t xml:space="preserve">Two related points, both now settled enough to write down rather than decide:</w:t>
       </w:r>
     </w:p>
     <w:p>
@@ -441,23 +606,29 @@
         </w:numPr>
       </w:pPr>
       <w:r>
-        <w:rPr>
-          <w:b/>
-          <w:bCs/>
-        </w:rPr>
-        <w:t xml:space="preserve">Require full-disk encryption before real data?</w:t>
-      </w:r>
-      <w:r>
-        <w:t xml:space="preserve"> </w:t>
-      </w:r>
-      <w:r>
-        <w:t xml:space="preserve">Recommended yes, checked</w:t>
-      </w:r>
-      <w:r>
-        <w:t xml:space="preserve"> </w:t>
-      </w:r>
-      <w:r>
-        <w:t xml:space="preserve">at first run rather than trusted.</w:t>
+        <w:t xml:space="preserve">Require encryption before real data, and</w:t>
+      </w:r>
+      <w:r>
+        <w:t xml:space="preserve"> </w:t>
+      </w:r>
+      <w:r>
+        <w:rPr>
+          <w:i/>
+          <w:iCs/>
+        </w:rPr>
+        <w:t xml:space="preserve">check</w:t>
+      </w:r>
+      <w:r>
+        <w:t xml:space="preserve"> </w:t>
+      </w:r>
+      <w:r>
+        <w:t xml:space="preserve">it at first run rather than</w:t>
+      </w:r>
+      <w:r>
+        <w:t xml:space="preserve"> </w:t>
+      </w:r>
+      <w:r>
+        <w:t xml:space="preserve">trusting instructions.</w:t>
       </w:r>
     </w:p>
     <w:p>
@@ -469,137 +640,95 @@
         </w:numPr>
       </w:pPr>
       <w:r>
+        <w:t xml:space="preserve">The recovery key stays with the person, on paper. If RCN escrows keys, RCN</w:t>
+      </w:r>
+      <w:r>
+        <w:t xml:space="preserve"> </w:t>
+      </w:r>
+      <w:r>
+        <w:t xml:space="preserve">can decrypt every record and is back to being the data custodian. The</w:t>
+      </w:r>
+      <w:r>
+        <w:t xml:space="preserve"> </w:t>
+      </w:r>
+      <w:r>
+        <w:t xml:space="preserve">thirty seconds where the recovery key appears on screen is the highest-risk</w:t>
+      </w:r>
+      <w:r>
+        <w:t xml:space="preserve"> </w:t>
+      </w:r>
+      <w:r>
+        <w:t xml:space="preserve">step in the whole setup and needs walking through in person.</w:t>
+      </w:r>
+    </w:p>
+    <w:bookmarkEnd w:id="12"/>
+    <w:bookmarkStart w:id="13" w:name="X20afbaafea8ef76e3cdb19ca09817c9f07abd7e"/>
+    <w:p>
+      <w:pPr>
+        <w:pStyle w:val="Heading2"/>
+      </w:pPr>
+      <w:r>
+        <w:t xml:space="preserve">[Marc] Confirm what</w:t>
+      </w:r>
+      <w:r>
+        <w:t xml:space="preserve"> </w:t>
+      </w:r>
+      <w:r>
+        <w:t xml:space="preserve">“private site”</w:t>
+      </w:r>
+      <w:r>
+        <w:t xml:space="preserve"> </w:t>
+      </w:r>
+      <w:r>
+        <w:t xml:space="preserve">must guarantee</w:t>
+      </w:r>
+    </w:p>
+    <w:p>
+      <w:pPr>
+        <w:pStyle w:val="FirstParagraph"/>
+      </w:pPr>
+      <w:r>
+        <w:t xml:space="preserve">WikiCafe uses Keycloak and private sites. That protects the wiki. It does not</w:t>
+      </w:r>
+      <w:r>
+        <w:t xml:space="preserve"> </w:t>
+      </w:r>
+      <w:r>
+        <w:t xml:space="preserve">protect</w:t>
+      </w:r>
+      <w:r>
+        <w:t xml:space="preserve"> </w:t>
+      </w:r>
+      <w:r>
+        <w:rPr>
+          <w:rStyle w:val="VerbatimChar"/>
+        </w:rPr>
+        <w:t xml:space="preserve">sofi-proxy</w:t>
+      </w:r>
+      <w:r>
+        <w:t xml:space="preserve">, which reads and writes the same files directly and never</w:t>
+      </w:r>
+      <w:r>
+        <w:t xml:space="preserve"> </w:t>
+      </w:r>
+      <w:r>
+        <w:t xml:space="preserve">consults the wiki. The question:</w:t>
+      </w:r>
+      <w:r>
+        <w:t xml:space="preserve"> </w:t>
+      </w:r>
+      <w:r>
         <w:rPr>
           <w:b/>
           <w:bCs/>
         </w:rPr>
-        <w:t xml:space="preserve">Who holds the recovery key?</w:t>
-      </w:r>
-      <w:r>
-        <w:t xml:space="preserve"> </w:t>
-      </w:r>
-      <w:r>
-        <w:t xml:space="preserve">If the person loses their password and their</w:t>
-      </w:r>
-      <w:r>
-        <w:t xml:space="preserve"> </w:t>
-      </w:r>
-      <w:r>
-        <w:t xml:space="preserve">recovery key, the health record is gone permanently — no reset, no support</w:t>
-      </w:r>
-      <w:r>
-        <w:t xml:space="preserve"> </w:t>
-      </w:r>
-      <w:r>
-        <w:t xml:space="preserve">desk. But if RCN escrows keys, RCN can decrypt every record and is back to</w:t>
-      </w:r>
-      <w:r>
-        <w:t xml:space="preserve"> </w:t>
-      </w:r>
-      <w:r>
-        <w:t xml:space="preserve">being the data custodian, which is the position this design exists to avoid.</w:t>
-      </w:r>
-      <w:r>
-        <w:t xml:space="preserve"> </w:t>
-      </w:r>
-      <w:r>
-        <w:t xml:space="preserve">Recommendation: the person keeps it on paper, with a blunt warning. Accept</w:t>
-      </w:r>
-      <w:r>
-        <w:t xml:space="preserve"> </w:t>
-      </w:r>
-      <w:r>
-        <w:t xml:space="preserve">the availability risk deliberately rather than by omission.</w:t>
-      </w:r>
-    </w:p>
-    <w:p>
-      <w:pPr>
-        <w:pStyle w:val="Compact"/>
-        <w:numPr>
-          <w:ilvl w:val="0"/>
-          <w:numId w:val="1002"/>
-        </w:numPr>
-      </w:pPr>
+        <w:t xml:space="preserve">should an authenticated CHW be able to read</w:t>
+      </w:r>
       <w:r>
         <w:rPr>
           <w:b/>
           <w:bCs/>
         </w:rPr>
-        <w:t xml:space="preserve">Windows Home machines</w:t>
-      </w:r>
-      <w:r>
-        <w:t xml:space="preserve"> </w:t>
-      </w:r>
-      <w:r>
-        <w:t xml:space="preserve">often cannot do this at all — BitLocker proper is</w:t>
-      </w:r>
-      <w:r>
-        <w:t xml:space="preserve"> </w:t>
-      </w:r>
-      <w:r>
-        <w:t xml:space="preserve">Pro/Enterprise. Policy needed: exclude those machines, or accept unencrypted</w:t>
-      </w:r>
-      <w:r>
-        <w:t xml:space="preserve"> </w:t>
-      </w:r>
-      <w:r>
-        <w:t xml:space="preserve">and say so plainly in the consent text.</w:t>
-      </w:r>
-    </w:p>
-    <w:bookmarkEnd w:id="12"/>
-    <w:bookmarkStart w:id="13" w:name="X20afbaafea8ef76e3cdb19ca09817c9f07abd7e"/>
-    <w:p>
-      <w:pPr>
-        <w:pStyle w:val="Heading2"/>
-      </w:pPr>
-      <w:r>
-        <w:t xml:space="preserve">[Marc] Confirm what</w:t>
-      </w:r>
-      <w:r>
-        <w:t xml:space="preserve"> </w:t>
-      </w:r>
-      <w:r>
-        <w:t xml:space="preserve">“private site”</w:t>
-      </w:r>
-      <w:r>
-        <w:t xml:space="preserve"> </w:t>
-      </w:r>
-      <w:r>
-        <w:t xml:space="preserve">must guarantee</w:t>
-      </w:r>
-    </w:p>
-    <w:p>
-      <w:pPr>
-        <w:pStyle w:val="FirstParagraph"/>
-      </w:pPr>
-      <w:r>
-        <w:t xml:space="preserve">WikiCafe uses Keycloak and private sites. That protects the wiki. It does not</w:t>
-      </w:r>
-      <w:r>
-        <w:t xml:space="preserve"> </w:t>
-      </w:r>
-      <w:r>
-        <w:t xml:space="preserve">protect</w:t>
-      </w:r>
-      <w:r>
-        <w:t xml:space="preserve"> </w:t>
-      </w:r>
-      <w:r>
-        <w:rPr>
-          <w:rStyle w:val="VerbatimChar"/>
-        </w:rPr>
-        <w:t xml:space="preserve">sofi-proxy</w:t>
-      </w:r>
-      <w:r>
-        <w:t xml:space="preserve">, which reads and writes the same files directly and never</w:t>
-      </w:r>
-      <w:r>
-        <w:t xml:space="preserve"> </w:t>
-      </w:r>
-      <w:r>
-        <w:t xml:space="preserve">consults the wiki (see the findings document). The question you need to answer:</w:t>
-      </w:r>
-      <w:r>
         <w:t xml:space="preserve"> </w:t>
       </w:r>
       <w:r>
@@ -607,19 +736,25 @@
           <w:b/>
           <w:bCs/>
         </w:rPr>
-        <w:t xml:space="preserve">should an authenticated CHW be able to read another CHW’s client’s record?</w:t>
-      </w:r>
-      <w:r>
-        <w:t xml:space="preserve"> </w:t>
-      </w:r>
-      <w:r>
-        <w:t xml:space="preserve">If no — and it should be no — then per-user authorization has to be built,</w:t>
-      </w:r>
-      <w:r>
-        <w:t xml:space="preserve"> </w:t>
-      </w:r>
-      <w:r>
-        <w:t xml:space="preserve">because today one shared passphrase grants everything to everyone.</w:t>
+        <w:t xml:space="preserve">another CHW’s client’s record?</w:t>
+      </w:r>
+      <w:r>
+        <w:t xml:space="preserve"> </w:t>
+      </w:r>
+      <w:r>
+        <w:t xml:space="preserve">If no — and it should be no — per-user</w:t>
+      </w:r>
+      <w:r>
+        <w:t xml:space="preserve"> </w:t>
+      </w:r>
+      <w:r>
+        <w:t xml:space="preserve">authorization has to be built, because today one shared passphrase grants</w:t>
+      </w:r>
+      <w:r>
+        <w:t xml:space="preserve"> </w:t>
+      </w:r>
+      <w:r>
+        <w:t xml:space="preserve">everything to everyone.</w:t>
       </w:r>
     </w:p>
     <w:p>
@@ -638,14 +773,6 @@
       </w:pPr>
       <w:r>
         <w:t xml:space="preserve">Personal computer track</w:t>
-      </w:r>
-    </w:p>
-    <w:p>
-      <w:pPr>
-        <w:pStyle w:val="FirstParagraph"/>
-      </w:pPr>
-      <w:r>
-        <w:t xml:space="preserve">Ordered. Items 1 and 2 are done and tested.</w:t>
       </w:r>
     </w:p>
     <w:tbl>
@@ -829,7 +956,7 @@
               <w:pStyle w:val="Compact"/>
             </w:pPr>
             <w:r>
-              <w:t xml:space="preserve">Passphrase on My Health Picture</w:t>
+              <w:t xml:space="preserve">One gate over the wiki, My Health Picture and Health Choices</w:t>
             </w:r>
           </w:p>
         </w:tc>
@@ -851,7 +978,11 @@
               <w:pStyle w:val="Compact"/>
             </w:pPr>
             <w:r>
-              <w:t xml:space="preserve">to do</w:t>
+              <w:rPr>
+                <w:b/>
+                <w:bCs/>
+              </w:rPr>
+              <w:t xml:space="preserve">done</w:t>
             </w:r>
           </w:p>
         </w:tc>
@@ -875,7 +1006,7 @@
               <w:pStyle w:val="Compact"/>
             </w:pPr>
             <w:r>
-              <w:t xml:space="preserve">Disk-encryption check at first run</w:t>
+              <w:t xml:space="preserve">Encrypted backups, with verify and restore</w:t>
             </w:r>
           </w:p>
         </w:tc>
@@ -897,7 +1028,11 @@
               <w:pStyle w:val="Compact"/>
             </w:pPr>
             <w:r>
-              <w:t xml:space="preserve">needs decision above</w:t>
+              <w:rPr>
+                <w:b/>
+                <w:bCs/>
+              </w:rPr>
+              <w:t xml:space="preserve">done</w:t>
             </w:r>
           </w:p>
         </w:tc>
@@ -921,7 +1056,7 @@
               <w:pStyle w:val="Compact"/>
             </w:pPr>
             <w:r>
-              <w:t xml:space="preserve">Encrypted backup of the record</w:t>
+              <w:t xml:space="preserve">Disk-encryption check at first run</w:t>
             </w:r>
           </w:p>
         </w:tc>
@@ -943,7 +1078,7 @@
               <w:pStyle w:val="Compact"/>
             </w:pPr>
             <w:r>
-              <w:t xml:space="preserve">to do</w:t>
+              <w:t xml:space="preserve">needs the Windows policy above</w:t>
             </w:r>
           </w:p>
         </w:tc>
@@ -1092,7 +1227,7 @@
         <w:pStyle w:val="BodyText"/>
       </w:pPr>
       <w:r>
-        <w:t xml:space="preserve">Items 3–7 are roughly a week of work together.</w:t>
+        <w:t xml:space="preserve">Items 5–7 are a few days together. Item 8 waits on legal.</w:t>
       </w:r>
     </w:p>
     <w:p>
@@ -1104,59 +1239,31 @@
           <w:b/>
           <w:bCs/>
         </w:rPr>
-        <w:t xml:space="preserve">Why item 3 matters even though item 2 is done.</w:t>
-      </w:r>
-      <w:r>
-        <w:t xml:space="preserve"> </w:t>
-      </w:r>
-      <w:r>
-        <w:t xml:space="preserve">Closing the browser hole</w:t>
-      </w:r>
-      <w:r>
-        <w:t xml:space="preserve"> </w:t>
-      </w:r>
-      <w:r>
-        <w:t xml:space="preserve">stopped web pages from reaching the record. Any</w:t>
-      </w:r>
-      <w:r>
-        <w:t xml:space="preserve"> </w:t>
-      </w:r>
-      <w:r>
-        <w:rPr>
-          <w:i/>
-          <w:iCs/>
-        </w:rPr>
-        <w:t xml:space="preserve">program</w:t>
-      </w:r>
-      <w:r>
-        <w:t xml:space="preserve"> </w:t>
-      </w:r>
-      <w:r>
-        <w:t xml:space="preserve">on the machine still</w:t>
-      </w:r>
-      <w:r>
-        <w:t xml:space="preserve"> </w:t>
-      </w:r>
-      <w:r>
-        <w:t xml:space="preserve">can, and</w:t>
-      </w:r>
-      <w:r>
-        <w:t xml:space="preserve"> </w:t>
-      </w:r>
-      <w:r>
-        <w:t xml:space="preserve">“personal computer”</w:t>
-      </w:r>
-      <w:r>
-        <w:t xml:space="preserve"> </w:t>
-      </w:r>
-      <w:r>
-        <w:t xml:space="preserve">frequently means a family computer where several</w:t>
-      </w:r>
-      <w:r>
-        <w:t xml:space="preserve"> </w:t>
-      </w:r>
-      <w:r>
-        <w:t xml:space="preserve">people share one login.</w:t>
+        <w:t xml:space="preserve">On item 4.</w:t>
+      </w:r>
+      <w:r>
+        <w:t xml:space="preserve"> </w:t>
+      </w:r>
+      <w:r>
+        <w:t xml:space="preserve">Backups are the one place where an unrecoverable secret is low</w:t>
+      </w:r>
+      <w:r>
+        <w:t xml:space="preserve"> </w:t>
+      </w:r>
+      <w:r>
+        <w:t xml:space="preserve">risk: forgetting a backup passphrase costs the backup, not the record, because</w:t>
+      </w:r>
+      <w:r>
+        <w:t xml:space="preserve"> </w:t>
+      </w:r>
+      <w:r>
+        <w:t xml:space="preserve">the live copy is untouched. That is much of why it was worth building while the</w:t>
+      </w:r>
+      <w:r>
+        <w:t xml:space="preserve"> </w:t>
+      </w:r>
+      <w:r>
+        <w:t xml:space="preserve">encrypted store was not.</w:t>
       </w:r>
     </w:p>
     <w:p>
@@ -1168,25 +1275,31 @@
           <w:b/>
           <w:bCs/>
         </w:rPr>
-        <w:t xml:space="preserve">Why item 5 matters more than it looks.</w:t>
-      </w:r>
-      <w:r>
-        <w:t xml:space="preserve"> </w:t>
-      </w:r>
-      <w:r>
-        <w:t xml:space="preserve">The record lives in one Docker</w:t>
-      </w:r>
-      <w:r>
-        <w:t xml:space="preserve"> </w:t>
-      </w:r>
-      <w:r>
-        <w:t xml:space="preserve">volume and there is no other copy. Losing it loses everything. Disk encryption</w:t>
-      </w:r>
-      <w:r>
-        <w:t xml:space="preserve"> </w:t>
-      </w:r>
-      <w:r>
-        <w:t xml:space="preserve">makes that outcome more likely, not less, which is why 4 and 5 belong together.</w:t>
+        <w:t xml:space="preserve">Still true after all of this:</w:t>
+      </w:r>
+      <w:r>
+        <w:t xml:space="preserve"> </w:t>
+      </w:r>
+      <w:r>
+        <w:t xml:space="preserve">the gate stops another person at the computer</w:t>
+      </w:r>
+      <w:r>
+        <w:t xml:space="preserve"> </w:t>
+      </w:r>
+      <w:r>
+        <w:t xml:space="preserve">from opening a browser and reading the record. Someone with file access can</w:t>
+      </w:r>
+      <w:r>
+        <w:t xml:space="preserve"> </w:t>
+      </w:r>
+      <w:r>
+        <w:t xml:space="preserve">still read the Docker volume directly. FileVault is what covers that, which is</w:t>
+      </w:r>
+      <w:r>
+        <w:t xml:space="preserve"> </w:t>
+      </w:r>
+      <w:r>
+        <w:t xml:space="preserve">why item 5 matters more now than it did this morning.</w:t>
       </w:r>
     </w:p>
     <w:p>
@@ -1211,25 +1324,19 @@
         <w:pStyle w:val="FirstParagraph"/>
       </w:pPr>
       <w:r>
-        <w:t xml:space="preserve">Do not put real patient data on this deployment until items 1–3 are done.</w:t>
-      </w:r>
-      <w:r>
-        <w:t xml:space="preserve"> </w:t>
-      </w:r>
-      <w:r>
-        <w:t xml:space="preserve">There is no urgency in the sense of an active breach — there are no real</w:t>
-      </w:r>
-      <w:r>
-        <w:t xml:space="preserve"> </w:t>
-      </w:r>
-      <w:r>
-        <w:t xml:space="preserve">patients on it yet — but this is the gap between today and the Superior AZ</w:t>
-      </w:r>
-      <w:r>
-        <w:t xml:space="preserve"> </w:t>
-      </w:r>
-      <w:r>
-        <w:t xml:space="preserve">pilot.</w:t>
+        <w:t xml:space="preserve">Do not put real patient data on this deployment until items 1–3 are done. No</w:t>
+      </w:r>
+      <w:r>
+        <w:t xml:space="preserve"> </w:t>
+      </w:r>
+      <w:r>
+        <w:t xml:space="preserve">urgency in the sense of an active breach — there are no real patients on it —</w:t>
+      </w:r>
+      <w:r>
+        <w:t xml:space="preserve"> </w:t>
+      </w:r>
+      <w:r>
+        <w:t xml:space="preserve">but this is the gap between today and the Superior AZ pilot.</w:t>
       </w:r>
     </w:p>
     <w:tbl>
@@ -1621,32 +1728,6 @@
         <w:pStyle w:val="BodyText"/>
       </w:pPr>
       <w:r>
-        <w:t xml:space="preserve">Items 1, 4, 5, 6 are quick. Item 3 is what makes</w:t>
-      </w:r>
-      <w:r>
-        <w:t xml:space="preserve"> </w:t>
-      </w:r>
-      <w:r>
-        <w:t xml:space="preserve">“private site”</w:t>
-      </w:r>
-      <w:r>
-        <w:t xml:space="preserve"> </w:t>
-      </w:r>
-      <w:r>
-        <w:t xml:space="preserve">true rather</w:t>
-      </w:r>
-      <w:r>
-        <w:t xml:space="preserve"> </w:t>
-      </w:r>
-      <w:r>
-        <w:t xml:space="preserve">than intended.</w:t>
-      </w:r>
-    </w:p>
-    <w:p>
-      <w:pPr>
-        <w:pStyle w:val="BodyText"/>
-      </w:pPr>
-      <w:r>
         <w:rPr>
           <w:b/>
           <w:bCs/>
@@ -1663,13 +1744,7 @@
         <w:t xml:space="preserve"> </w:t>
       </w:r>
       <w:r>
-        <w:t xml:space="preserve">subdomain with no authentication in front of it. Putting Keycloak there closes</w:t>
-      </w:r>
-      <w:r>
-        <w:t xml:space="preserve"> </w:t>
-      </w:r>
-      <w:r>
-        <w:t xml:space="preserve">anonymous access in one configuration change.</w:t>
+        <w:t xml:space="preserve">subdomain with no authentication in front of it.</w:t>
       </w:r>
     </w:p>
     <w:p>
@@ -1693,13 +1768,49 @@
         <w:t xml:space="preserve"> </w:t>
       </w:r>
       <w:r>
-        <w:t xml:space="preserve">is not merely insecure — browsers reject it outright. Item 1 will not function</w:t>
+        <w:t xml:space="preserve">is not merely insecure — browsers reject it outright. Item 1 will not work</w:t>
       </w:r>
       <w:r>
         <w:t xml:space="preserve"> </w:t>
       </w:r>
       <w:r>
         <w:t xml:space="preserve">until item 2 is done.</w:t>
+      </w:r>
+    </w:p>
+    <w:p>
+      <w:pPr>
+        <w:pStyle w:val="BodyText"/>
+      </w:pPr>
+      <w:r>
+        <w:rPr>
+          <w:b/>
+          <w:bCs/>
+        </w:rPr>
+        <w:t xml:space="preserve">Worth knowing:</w:t>
+      </w:r>
+      <w:r>
+        <w:t xml:space="preserve"> </w:t>
+      </w:r>
+      <w:r>
+        <w:t xml:space="preserve">the encryption-at-rest idea that failed on the Mac would</w:t>
+      </w:r>
+      <w:r>
+        <w:t xml:space="preserve"> </w:t>
+      </w:r>
+      <w:r>
+        <w:t xml:space="preserve">work normally on WikiCafe’s Linux server. Not a reason to do it there — the</w:t>
+      </w:r>
+      <w:r>
+        <w:t xml:space="preserve"> </w:t>
+      </w:r>
+      <w:r>
+        <w:t xml:space="preserve">authorization problems matter far more — but the failure was about Docker</w:t>
+      </w:r>
+      <w:r>
+        <w:t xml:space="preserve"> </w:t>
+      </w:r>
+      <w:r>
+        <w:t xml:space="preserve">Desktop, not about the idea.</w:t>
       </w:r>
     </w:p>
     <w:p>
@@ -1874,19 +1985,19 @@
         <w:t xml:space="preserve"> </w:t>
       </w:r>
       <w:r>
-        <w:t xml:space="preserve">fix that makes pages searchable. Pulling page-writing into one shared module</w:t>
-      </w:r>
-      <w:r>
-        <w:t xml:space="preserve"> </w:t>
-      </w:r>
-      <w:r>
-        <w:t xml:space="preserve">would mean fixes land in both. This is real work and needs your go-ahead</w:t>
-      </w:r>
-      <w:r>
-        <w:t xml:space="preserve"> </w:t>
-      </w:r>
-      <w:r>
-        <w:t xml:space="preserve">separately — it is the largest remaining source of drift between the tracks.</w:t>
+        <w:t xml:space="preserve">fixes. Pulling page-writing into one shared module would mean fixes land in</w:t>
+      </w:r>
+      <w:r>
+        <w:t xml:space="preserve"> </w:t>
+      </w:r>
+      <w:r>
+        <w:t xml:space="preserve">both. Real work, needs your go-ahead separately, and the largest remaining</w:t>
+      </w:r>
+      <w:r>
+        <w:t xml:space="preserve"> </w:t>
+      </w:r>
+      <w:r>
+        <w:t xml:space="preserve">source of drift between the tracks.</w:t>
       </w:r>
     </w:p>
     <w:p>
@@ -2098,13 +2209,13 @@
         <w:pStyle w:val="BodyText"/>
       </w:pPr>
       <w:r>
-        <w:t xml:space="preserve">Two further items need outside people and should start early because they wait</w:t>
-      </w:r>
-      <w:r>
-        <w:t xml:space="preserve"> </w:t>
-      </w:r>
-      <w:r>
-        <w:t xml:space="preserve">on others’ calendars:</w:t>
+        <w:t xml:space="preserve">Two items need outside people and should start early because they wait on</w:t>
+      </w:r>
+      <w:r>
+        <w:t xml:space="preserve"> </w:t>
+      </w:r>
+      <w:r>
+        <w:t xml:space="preserve">others’ calendars:</w:t>
       </w:r>
     </w:p>
     <w:p>
@@ -2210,7 +2321,7 @@
         </w:numPr>
       </w:pPr>
       <w:r>
-        <w:t xml:space="preserve">Decide disk-encryption policy — unblocks personal items 4 and 5</w:t>
+        <w:t xml:space="preserve">Decide the Windows policy — unblocks personal item 5</w:t>
       </w:r>
     </w:p>
     <w:p>
@@ -2222,7 +2333,7 @@
         </w:numPr>
       </w:pPr>
       <w:r>
-        <w:t xml:space="preserve">Personal items 3, 5, 6, 7 — about a week, gets a defensible personal install</w:t>
+        <w:t xml:space="preserve">Personal items 5, 6, 7 — a few days, gets a defensible personal install</w:t>
       </w:r>
     </w:p>
     <w:p>
@@ -2579,34 +2690,7 @@
     <w:abstractNumId w:val="991"/>
   </w:num>
   <w:num w:numId="1002">
-    <w:abstractNumId w:val="99411"/>
-    <w:lvlOverride w:ilvl="0">
-      <w:startOverride w:val="1"/>
-    </w:lvlOverride>
-    <w:lvlOverride w:ilvl="1">
-      <w:startOverride w:val="1"/>
-    </w:lvlOverride>
-    <w:lvlOverride w:ilvl="2">
-      <w:startOverride w:val="1"/>
-    </w:lvlOverride>
-    <w:lvlOverride w:ilvl="3">
-      <w:startOverride w:val="1"/>
-    </w:lvlOverride>
-    <w:lvlOverride w:ilvl="4">
-      <w:startOverride w:val="1"/>
-    </w:lvlOverride>
-    <w:lvlOverride w:ilvl="5">
-      <w:startOverride w:val="1"/>
-    </w:lvlOverride>
-    <w:lvlOverride w:ilvl="6">
-      <w:startOverride w:val="1"/>
-    </w:lvlOverride>
-    <w:lvlOverride w:ilvl="7">
-      <w:startOverride w:val="1"/>
-    </w:lvlOverride>
-    <w:lvlOverride w:ilvl="8">
-      <w:startOverride w:val="1"/>
-    </w:lvlOverride>
+    <w:abstractNumId w:val="991"/>
   </w:num>
   <w:num w:numId="1003">
     <w:abstractNumId w:val="991"/>

--- a/docs/scp3-work-list.docx
+++ b/docs/scp3-work-list.docx
@@ -399,13 +399,22 @@
         <w:t xml:space="preserve">Do this week</w:t>
       </w:r>
     </w:p>
-    <w:bookmarkStart w:id="11" w:name="Xba3cef082c3911032bf57f079ddc417edfb3c20"/>
+    <w:bookmarkStart w:id="11" w:name="kill-the-stray-file-server-done-22-july"/>
     <w:p>
       <w:pPr>
         <w:pStyle w:val="Heading2"/>
       </w:pPr>
       <w:r>
-        <w:t xml:space="preserve">[Marc] Kill the stray file server on your Mac</w:t>
+        <w:rPr>
+          <w:strike/>
+        </w:rPr>
+        <w:t xml:space="preserve">Kill the stray file server</w:t>
+      </w:r>
+      <w:r>
+        <w:t xml:space="preserve"> </w:t>
+      </w:r>
+      <w:r>
+        <w:t xml:space="preserve">— done, 22 July</w:t>
       </w:r>
     </w:p>
     <w:p>
@@ -413,7 +422,7 @@
         <w:pStyle w:val="FirstParagraph"/>
       </w:pPr>
       <w:r>
-        <w:t xml:space="preserve">A</w:t>
+        <w:t xml:space="preserve">It was not a leftover process. It was a LaunchAgent,</w:t>
       </w:r>
       <w:r>
         <w:t xml:space="preserve"> </w:t>
@@ -422,19 +431,10 @@
         <w:rPr>
           <w:rStyle w:val="VerbatimChar"/>
         </w:rPr>
-        <w:t xml:space="preserve">python3 -m http.server 8766</w:t>
-      </w:r>
-      <w:r>
-        <w:t xml:space="preserve"> </w:t>
-      </w:r>
-      <w:r>
-        <w:t xml:space="preserve">process (PID 14804 at time of writing) is</w:t>
-      </w:r>
-      <w:r>
-        <w:t xml:space="preserve"> </w:t>
-      </w:r>
-      <w:r>
-        <w:t xml:space="preserve">serving</w:t>
+        <w:t xml:space="preserve">com.rcn.tools</w:t>
+      </w:r>
+      <w:r>
+        <w:t xml:space="preserve">, with</w:t>
       </w:r>
       <w:r>
         <w:t xml:space="preserve"> </w:t>
@@ -443,96 +443,73 @@
         <w:rPr>
           <w:rStyle w:val="VerbatimChar"/>
         </w:rPr>
-        <w:t xml:space="preserve">/Users/marcpierson/rcn/tools</w:t>
-      </w:r>
-      <w:r>
-        <w:t xml:space="preserve"> </w:t>
-      </w:r>
-      <w:r>
-        <w:t xml:space="preserve">as a browsable directory listing to your</w:t>
-      </w:r>
-      <w:r>
-        <w:t xml:space="preserve"> </w:t>
-      </w:r>
-      <w:r>
-        <w:t xml:space="preserve">entire home network. Your native FedWiki is also listening on all interfaces</w:t>
-      </w:r>
-      <w:r>
-        <w:t xml:space="preserve"> </w:t>
-      </w:r>
-      <w:r>
-        <w:t xml:space="preserve">on port 3000.</w:t>
-      </w:r>
-    </w:p>
-    <w:p>
-      <w:pPr>
-        <w:pStyle w:val="SourceCode"/>
-      </w:pPr>
+        <w:t xml:space="preserve">KeepAlive</w:t>
+      </w:r>
+      <w:r>
+        <w:t xml:space="preserve"> </w:t>
+      </w:r>
+      <w:r>
+        <w:t xml:space="preserve">set — it restarted within seconds of every kill and again at every</w:t>
+      </w:r>
+      <w:r>
+        <w:t xml:space="preserve"> </w:t>
+      </w:r>
+      <w:r>
+        <w:t xml:space="preserve">login. Created 24 April to serve</w:t>
+      </w:r>
+      <w:r>
+        <w:t xml:space="preserve"> </w:t>
+      </w:r>
       <w:r>
         <w:rPr>
           <w:rStyle w:val="VerbatimChar"/>
         </w:rPr>
-        <w:t xml:space="preserve">kill 14804</w:t>
-      </w:r>
-    </w:p>
-    <w:p>
-      <w:pPr>
-        <w:pStyle w:val="FirstParagraph"/>
-      </w:pPr>
-      <w:r>
-        <w:t xml:space="preserve">Unrelated to any deployment. A leftover debugging process, and the most</w:t>
-      </w:r>
-      <w:r>
-        <w:t xml:space="preserve"> </w:t>
-      </w:r>
-      <w:r>
-        <w:t xml:space="preserve">immediately exposed thing found all day.</w:t>
-      </w:r>
-    </w:p>
-    <w:bookmarkEnd w:id="11"/>
-    <w:bookmarkStart w:id="12" w:name="marc-decide-the-windows-policy"/>
-    <w:p>
-      <w:pPr>
-        <w:pStyle w:val="Heading2"/>
-      </w:pPr>
-      <w:r>
-        <w:t xml:space="preserve">[Marc] Decide the Windows policy</w:t>
-      </w:r>
-    </w:p>
-    <w:p>
-      <w:pPr>
-        <w:pStyle w:val="FirstParagraph"/>
-      </w:pPr>
-      <w:r>
-        <w:t xml:space="preserve">Disk encryption is now the</w:t>
-      </w:r>
-      <w:r>
-        <w:t xml:space="preserve"> </w:t>
-      </w:r>
-      <w:r>
-        <w:rPr>
-          <w:i/>
-          <w:iCs/>
-        </w:rPr>
-        <w:t xml:space="preserve">only</w:t>
-      </w:r>
-      <w:r>
-        <w:t xml:space="preserve"> </w:t>
-      </w:r>
-      <w:r>
-        <w:t xml:space="preserve">protection for data at rest, since the</w:t>
-      </w:r>
-      <w:r>
-        <w:t xml:space="preserve"> </w:t>
-      </w:r>
-      <w:r>
-        <w:t xml:space="preserve">encrypted-store option turned out not to be deliverable. That raises the stakes</w:t>
-      </w:r>
-      <w:r>
-        <w:t xml:space="preserve"> </w:t>
-      </w:r>
-      <w:r>
-        <w:t xml:space="preserve">on one question:</w:t>
+        <w:t xml:space="preserve">~/rcn/tools</w:t>
+      </w:r>
+      <w:r>
+        <w:t xml:space="preserve"> </w:t>
+      </w:r>
+      <w:r>
+        <w:t xml:space="preserve">over http, because the browser</w:t>
+      </w:r>
+      <w:r>
+        <w:t xml:space="preserve"> </w:t>
+      </w:r>
+      <w:r>
+        <w:t xml:space="preserve">was serving stale</w:t>
+      </w:r>
+      <w:r>
+        <w:t xml:space="preserve"> </w:t>
+      </w:r>
+      <w:r>
+        <w:rPr>
+          <w:rStyle w:val="VerbatimChar"/>
+        </w:rPr>
+        <w:t xml:space="preserve">file://</w:t>
+      </w:r>
+      <w:r>
+        <w:t xml:space="preserve"> </w:t>
+      </w:r>
+      <w:r>
+        <w:t xml:space="preserve">copies of the graph tool. The reason is recorded in</w:t>
+      </w:r>
+      <w:r>
+        <w:t xml:space="preserve"> </w:t>
+      </w:r>
+      <w:r>
+        <w:t xml:space="preserve">the CACHING LESSON note in</w:t>
+      </w:r>
+      <w:r>
+        <w:t xml:space="preserve"> </w:t>
+      </w:r>
+      <w:r>
+        <w:rPr>
+          <w:rStyle w:val="VerbatimChar"/>
+        </w:rPr>
+        <w:t xml:space="preserve">tools/graph-tool-v22.html</w:t>
+      </w:r>
+      <w:r>
+        <w:t xml:space="preserve">.</w:t>
       </w:r>
     </w:p>
     <w:p>
@@ -540,61 +517,7 @@
         <w:pStyle w:val="BodyText"/>
       </w:pPr>
       <w:r>
-        <w:rPr>
-          <w:b/>
-          <w:bCs/>
-        </w:rPr>
-        <w:t xml:space="preserve">Windows Home machines often cannot encrypt at all.</w:t>
-      </w:r>
-      <w:r>
-        <w:t xml:space="preserve"> </w:t>
-      </w:r>
-      <w:r>
-        <w:t xml:space="preserve">BitLocker proper is</w:t>
-      </w:r>
-      <w:r>
-        <w:t xml:space="preserve"> </w:t>
-      </w:r>
-      <w:r>
-        <w:t xml:space="preserve">Pro/Enterprise; Home gets a cut-down</w:t>
-      </w:r>
-      <w:r>
-        <w:t xml:space="preserve"> </w:t>
-      </w:r>
-      <w:r>
-        <w:t xml:space="preserve">“Device Encryption”</w:t>
-      </w:r>
-      <w:r>
-        <w:t xml:space="preserve"> </w:t>
-      </w:r>
-      <w:r>
-        <w:t xml:space="preserve">that needs particular</w:t>
-      </w:r>
-      <w:r>
-        <w:t xml:space="preserve"> </w:t>
-      </w:r>
-      <w:r>
-        <w:t xml:space="preserve">hardware and a Microsoft account, and on many inexpensive laptops it is simply</w:t>
-      </w:r>
-      <w:r>
-        <w:t xml:space="preserve"> </w:t>
-      </w:r>
-      <w:r>
-        <w:t xml:space="preserve">absent. Policy needed: exclude those machines, or accept unencrypted and say so</w:t>
-      </w:r>
-      <w:r>
-        <w:t xml:space="preserve"> </w:t>
-      </w:r>
-      <w:r>
-        <w:t xml:space="preserve">plainly in the consent text.</w:t>
-      </w:r>
-    </w:p>
-    <w:p>
-      <w:pPr>
-        <w:pStyle w:val="BodyText"/>
-      </w:pPr>
-      <w:r>
-        <w:t xml:space="preserve">Two related points, both now settled enough to write down rather than decide:</w:t>
+        <w:t xml:space="preserve">Two things were wrong with it, neither of them the idea:</w:t>
       </w:r>
     </w:p>
     <w:p>
@@ -606,29 +529,35 @@
         </w:numPr>
       </w:pPr>
       <w:r>
-        <w:t xml:space="preserve">Require encryption before real data, and</w:t>
-      </w:r>
-      <w:r>
-        <w:t xml:space="preserve"> </w:t>
-      </w:r>
-      <w:r>
-        <w:rPr>
-          <w:i/>
-          <w:iCs/>
-        </w:rPr>
-        <w:t xml:space="preserve">check</w:t>
-      </w:r>
-      <w:r>
-        <w:t xml:space="preserve"> </w:t>
-      </w:r>
-      <w:r>
-        <w:t xml:space="preserve">it at first run rather than</w:t>
-      </w:r>
-      <w:r>
-        <w:t xml:space="preserve"> </w:t>
-      </w:r>
-      <w:r>
-        <w:t xml:space="preserve">trusting instructions.</w:t>
+        <w:t xml:space="preserve">it listened on</w:t>
+      </w:r>
+      <w:r>
+        <w:t xml:space="preserve"> </w:t>
+      </w:r>
+      <w:r>
+        <w:rPr>
+          <w:b/>
+          <w:bCs/>
+        </w:rPr>
+        <w:t xml:space="preserve">all interfaces</w:t>
+      </w:r>
+      <w:r>
+        <w:t xml:space="preserve">, so every tool and every JSON data file in</w:t>
+      </w:r>
+      <w:r>
+        <w:t xml:space="preserve"> </w:t>
+      </w:r>
+      <w:r>
+        <w:rPr>
+          <w:rStyle w:val="VerbatimChar"/>
+        </w:rPr>
+        <w:t xml:space="preserve">tools/</w:t>
+      </w:r>
+      <w:r>
+        <w:t xml:space="preserve"> </w:t>
+      </w:r>
+      <w:r>
+        <w:t xml:space="preserve">was browsable by anything on the home wifi</w:t>
       </w:r>
     </w:p>
     <w:p>
@@ -637,6 +566,232 @@
         <w:numPr>
           <w:ilvl w:val="0"/>
           <w:numId w:val="1002"/>
+        </w:numPr>
+      </w:pPr>
+      <w:r>
+        <w:t xml:space="preserve">it sat on</w:t>
+      </w:r>
+      <w:r>
+        <w:t xml:space="preserve"> </w:t>
+      </w:r>
+      <w:r>
+        <w:rPr>
+          <w:b/>
+          <w:bCs/>
+        </w:rPr>
+        <w:t xml:space="preserve">port 8766</w:t>
+      </w:r>
+      <w:r>
+        <w:t xml:space="preserve">, the coupler’s port, so whenever both ran, whichever</w:t>
+      </w:r>
+      <w:r>
+        <w:t xml:space="preserve"> </w:t>
+      </w:r>
+      <w:r>
+        <w:t xml:space="preserve">won the port decided what the browser showed</w:t>
+      </w:r>
+    </w:p>
+    <w:p>
+      <w:pPr>
+        <w:pStyle w:val="FirstParagraph"/>
+      </w:pPr>
+      <w:r>
+        <w:t xml:space="preserve">Now on port 8099, bound to</w:t>
+      </w:r>
+      <w:r>
+        <w:t xml:space="preserve"> </w:t>
+      </w:r>
+      <w:r>
+        <w:rPr>
+          <w:rStyle w:val="VerbatimChar"/>
+        </w:rPr>
+        <w:t xml:space="preserve">127.0.0.1</w:t>
+      </w:r>
+      <w:r>
+        <w:t xml:space="preserve">, still auto-starting at login. Bookmarks</w:t>
+      </w:r>
+      <w:r>
+        <w:t xml:space="preserve"> </w:t>
+      </w:r>
+      <w:r>
+        <w:t xml:space="preserve">pointing at</w:t>
+      </w:r>
+      <w:r>
+        <w:t xml:space="preserve"> </w:t>
+      </w:r>
+      <w:r>
+        <w:rPr>
+          <w:rStyle w:val="VerbatimChar"/>
+        </w:rPr>
+        <w:t xml:space="preserve">localhost:8766/graph-tool-v22.html</w:t>
+      </w:r>
+      <w:r>
+        <w:t xml:space="preserve"> </w:t>
+      </w:r>
+      <w:r>
+        <w:t xml:space="preserve">need to become</w:t>
+      </w:r>
+      <w:r>
+        <w:t xml:space="preserve"> </w:t>
+      </w:r>
+      <w:r>
+        <w:rPr>
+          <w:rStyle w:val="VerbatimChar"/>
+        </w:rPr>
+        <w:t xml:space="preserve">localhost:8099</w:t>
+      </w:r>
+      <w:r>
+        <w:t xml:space="preserve">.</w:t>
+      </w:r>
+    </w:p>
+    <w:bookmarkEnd w:id="11"/>
+    <w:bookmarkStart w:id="12" w:name="marc-decide-the-windows-policy"/>
+    <w:p>
+      <w:pPr>
+        <w:pStyle w:val="Heading2"/>
+      </w:pPr>
+      <w:r>
+        <w:t xml:space="preserve">[Marc] Decide the Windows policy</w:t>
+      </w:r>
+    </w:p>
+    <w:p>
+      <w:pPr>
+        <w:pStyle w:val="FirstParagraph"/>
+      </w:pPr>
+      <w:r>
+        <w:t xml:space="preserve">Disk encryption is now the</w:t>
+      </w:r>
+      <w:r>
+        <w:t xml:space="preserve"> </w:t>
+      </w:r>
+      <w:r>
+        <w:rPr>
+          <w:i/>
+          <w:iCs/>
+        </w:rPr>
+        <w:t xml:space="preserve">only</w:t>
+      </w:r>
+      <w:r>
+        <w:t xml:space="preserve"> </w:t>
+      </w:r>
+      <w:r>
+        <w:t xml:space="preserve">protection for data at rest, since the</w:t>
+      </w:r>
+      <w:r>
+        <w:t xml:space="preserve"> </w:t>
+      </w:r>
+      <w:r>
+        <w:t xml:space="preserve">encrypted-store option turned out not to be deliverable. That raises the stakes</w:t>
+      </w:r>
+      <w:r>
+        <w:t xml:space="preserve"> </w:t>
+      </w:r>
+      <w:r>
+        <w:t xml:space="preserve">on one question:</w:t>
+      </w:r>
+    </w:p>
+    <w:p>
+      <w:pPr>
+        <w:pStyle w:val="BodyText"/>
+      </w:pPr>
+      <w:r>
+        <w:rPr>
+          <w:b/>
+          <w:bCs/>
+        </w:rPr>
+        <w:t xml:space="preserve">Windows Home machines often cannot encrypt at all.</w:t>
+      </w:r>
+      <w:r>
+        <w:t xml:space="preserve"> </w:t>
+      </w:r>
+      <w:r>
+        <w:t xml:space="preserve">BitLocker proper is</w:t>
+      </w:r>
+      <w:r>
+        <w:t xml:space="preserve"> </w:t>
+      </w:r>
+      <w:r>
+        <w:t xml:space="preserve">Pro/Enterprise; Home gets a cut-down</w:t>
+      </w:r>
+      <w:r>
+        <w:t xml:space="preserve"> </w:t>
+      </w:r>
+      <w:r>
+        <w:t xml:space="preserve">“Device Encryption”</w:t>
+      </w:r>
+      <w:r>
+        <w:t xml:space="preserve"> </w:t>
+      </w:r>
+      <w:r>
+        <w:t xml:space="preserve">that needs particular</w:t>
+      </w:r>
+      <w:r>
+        <w:t xml:space="preserve"> </w:t>
+      </w:r>
+      <w:r>
+        <w:t xml:space="preserve">hardware and a Microsoft account, and on many inexpensive laptops it is simply</w:t>
+      </w:r>
+      <w:r>
+        <w:t xml:space="preserve"> </w:t>
+      </w:r>
+      <w:r>
+        <w:t xml:space="preserve">absent. Policy needed: exclude those machines, or accept unencrypted and say so</w:t>
+      </w:r>
+      <w:r>
+        <w:t xml:space="preserve"> </w:t>
+      </w:r>
+      <w:r>
+        <w:t xml:space="preserve">plainly in the consent text.</w:t>
+      </w:r>
+    </w:p>
+    <w:p>
+      <w:pPr>
+        <w:pStyle w:val="BodyText"/>
+      </w:pPr>
+      <w:r>
+        <w:t xml:space="preserve">Two related points, both now settled enough to write down rather than decide:</w:t>
+      </w:r>
+    </w:p>
+    <w:p>
+      <w:pPr>
+        <w:pStyle w:val="Compact"/>
+        <w:numPr>
+          <w:ilvl w:val="0"/>
+          <w:numId w:val="1003"/>
+        </w:numPr>
+      </w:pPr>
+      <w:r>
+        <w:t xml:space="preserve">Require encryption before real data, and</w:t>
+      </w:r>
+      <w:r>
+        <w:t xml:space="preserve"> </w:t>
+      </w:r>
+      <w:r>
+        <w:rPr>
+          <w:i/>
+          <w:iCs/>
+        </w:rPr>
+        <w:t xml:space="preserve">check</w:t>
+      </w:r>
+      <w:r>
+        <w:t xml:space="preserve"> </w:t>
+      </w:r>
+      <w:r>
+        <w:t xml:space="preserve">it at first run rather than</w:t>
+      </w:r>
+      <w:r>
+        <w:t xml:space="preserve"> </w:t>
+      </w:r>
+      <w:r>
+        <w:t xml:space="preserve">trusting instructions.</w:t>
+      </w:r>
+    </w:p>
+    <w:p>
+      <w:pPr>
+        <w:pStyle w:val="Compact"/>
+        <w:numPr>
+          <w:ilvl w:val="0"/>
+          <w:numId w:val="1003"/>
         </w:numPr>
       </w:pPr>
       <w:r>
@@ -1821,200 +1976,104 @@
       </w:r>
     </w:p>
     <w:bookmarkEnd w:id="16"/>
-    <w:bookmarkStart w:id="17" w:name="shared-between-both-tracks"/>
+    <w:bookmarkStart w:id="22" w:name="epic-fhir-connector"/>
     <w:p>
       <w:pPr>
         <w:pStyle w:val="Heading1"/>
       </w:pPr>
       <w:r>
-        <w:t xml:space="preserve">Shared between both tracks</w:t>
-      </w:r>
-    </w:p>
-    <w:p>
-      <w:pPr>
-        <w:pStyle w:val="Compact"/>
-        <w:numPr>
-          <w:ilvl w:val="0"/>
-          <w:numId w:val="1003"/>
-        </w:numPr>
-      </w:pPr>
-      <w:r>
-        <w:rPr>
-          <w:rStyle w:val="VerbatimChar"/>
+        <w:t xml:space="preserve">Epic / FHIR connector</w:t>
+      </w:r>
+    </w:p>
+    <w:p>
+      <w:pPr>
+        <w:pStyle w:val="FirstParagraph"/>
+      </w:pPr>
+      <w:r>
+        <w:rPr>
           <w:b/>
           <w:bCs/>
         </w:rPr>
-        <w:t xml:space="preserve">.dockerignore</w:t>
+        <w:t xml:space="preserve">Blocked upstream, and has been since 7 July.</w:t>
+      </w:r>
+      <w:r>
+        <w:t xml:space="preserve"> </w:t>
+      </w:r>
+      <w:r>
+        <w:t xml:space="preserve">Production access waits on</w:t>
+      </w:r>
+      <w:r>
+        <w:t xml:space="preserve"> </w:t>
+      </w:r>
+      <w:r>
+        <w:t xml:space="preserve">PeaceHealth’s FHIRProxy client registry, app ID 57218. The sandbox works. This</w:t>
+      </w:r>
+      <w:r>
+        <w:t xml:space="preserve"> </w:t>
+      </w:r>
+      <w:r>
+        <w:t xml:space="preserve">is not a personal-computer problem — it is blocked wherever it runs.</w:t>
+      </w:r>
+    </w:p>
+    <w:bookmarkStart w:id="17" w:name="where-it-stands-today"/>
+    <w:p>
+      <w:pPr>
+        <w:pStyle w:val="Heading2"/>
+      </w:pPr>
+      <w:r>
+        <w:t xml:space="preserve">Where it stands today</w:t>
+      </w:r>
+    </w:p>
+    <w:p>
+      <w:pPr>
+        <w:pStyle w:val="FirstParagraph"/>
+      </w:pPr>
+      <w:r>
+        <w:rPr>
+          <w:rStyle w:val="VerbatimChar"/>
+        </w:rPr>
+        <w:t xml:space="preserve">scp-fhir/smart-proxy.py</w:t>
+      </w:r>
+      <w:r>
+        <w:t xml:space="preserve">, port 8767.</w:t>
+      </w:r>
+      <w:r>
+        <w:t xml:space="preserve"> </w:t>
       </w:r>
       <w:r>
         <w:rPr>
           <w:b/>
           <w:bCs/>
         </w:rPr>
-        <w:t xml:space="preserve"> </w:t>
-      </w:r>
-      <w:r>
-        <w:rPr>
-          <w:b/>
-          <w:bCs/>
-        </w:rPr>
-        <w:t xml:space="preserve">fix.</w:t>
-      </w:r>
-      <w:r>
-        <w:t xml:space="preserve"> </w:t>
-      </w:r>
-      <w:r>
-        <w:t xml:space="preserve">Protects any image built from this repository. The</w:t>
-      </w:r>
-      <w:r>
-        <w:t xml:space="preserve"> </w:t>
-      </w:r>
-      <w:r>
-        <w:t xml:space="preserve">pattern</w:t>
-      </w:r>
-      <w:r>
-        <w:t xml:space="preserve"> </w:t>
-      </w:r>
-      <w:r>
-        <w:rPr>
-          <w:rStyle w:val="VerbatimChar"/>
-        </w:rPr>
-        <w:t xml:space="preserve">data/</w:t>
-      </w:r>
-      <w:r>
-        <w:t xml:space="preserve"> </w:t>
-      </w:r>
-      <w:r>
-        <w:t xml:space="preserve">matches only the top-level directory, so</w:t>
-      </w:r>
-      <w:r>
-        <w:t xml:space="preserve"> </w:t>
-      </w:r>
-      <w:r>
-        <w:rPr>
-          <w:rStyle w:val="VerbatimChar"/>
-        </w:rPr>
-        <w:t xml:space="preserve">scp-coupler/data/</w:t>
-      </w:r>
-      <w:r>
-        <w:t xml:space="preserve"> </w:t>
-      </w:r>
-      <w:r>
-        <w:t xml:space="preserve">and</w:t>
-      </w:r>
-      <w:r>
-        <w:t xml:space="preserve"> </w:t>
-      </w:r>
-      <w:r>
-        <w:rPr>
-          <w:rStyle w:val="VerbatimChar"/>
-        </w:rPr>
-        <w:t xml:space="preserve">scp-fhir/data/</w:t>
-      </w:r>
-      <w:r>
-        <w:t xml:space="preserve"> </w:t>
-      </w:r>
-      <w:r>
-        <w:t xml:space="preserve">are swept into images by</w:t>
-      </w:r>
-      <w:r>
-        <w:t xml:space="preserve"> </w:t>
-      </w:r>
-      <w:r>
-        <w:rPr>
-          <w:rStyle w:val="VerbatimChar"/>
-        </w:rPr>
-        <w:t xml:space="preserve">COPY . .</w:t>
-      </w:r>
-      <w:r>
-        <w:t xml:space="preserve">.</w:t>
-      </w:r>
-    </w:p>
-    <w:p>
-      <w:pPr>
-        <w:pStyle w:val="Compact"/>
-        <w:numPr>
-          <w:ilvl w:val="0"/>
-          <w:numId w:val="1003"/>
-        </w:numPr>
-      </w:pPr>
-      <w:r>
-        <w:rPr>
-          <w:b/>
-          <w:bCs/>
-        </w:rPr>
-        <w:t xml:space="preserve">Converging the two proxies.</w:t>
-      </w:r>
-      <w:r>
-        <w:t xml:space="preserve"> </w:t>
-      </w:r>
-      <w:r>
-        <w:rPr>
-          <w:rStyle w:val="VerbatimChar"/>
-        </w:rPr>
-        <w:t xml:space="preserve">sofi-proxy.py</w:t>
-      </w:r>
-      <w:r>
-        <w:t xml:space="preserve"> </w:t>
-      </w:r>
-      <w:r>
-        <w:t xml:space="preserve">and</w:t>
-      </w:r>
-      <w:r>
-        <w:t xml:space="preserve"> </w:t>
-      </w:r>
-      <w:r>
-        <w:rPr>
-          <w:rStyle w:val="VerbatimChar"/>
-        </w:rPr>
-        <w:t xml:space="preserve">coupler-proxy.py</w:t>
-      </w:r>
-      <w:r>
-        <w:t xml:space="preserve"> </w:t>
-      </w:r>
-      <w:r>
-        <w:t xml:space="preserve">both</w:t>
-      </w:r>
-      <w:r>
-        <w:t xml:space="preserve"> </w:t>
-      </w:r>
-      <w:r>
-        <w:t xml:space="preserve">write FedWiki pages, by different methods. Today only the coupler got the</w:t>
-      </w:r>
-      <w:r>
-        <w:t xml:space="preserve"> </w:t>
-      </w:r>
-      <w:r>
-        <w:t xml:space="preserve">fixes. Pulling page-writing into one shared module would mean fixes land in</w:t>
-      </w:r>
-      <w:r>
-        <w:t xml:space="preserve"> </w:t>
-      </w:r>
-      <w:r>
-        <w:t xml:space="preserve">both. Real work, needs your go-ahead separately, and the largest remaining</w:t>
-      </w:r>
-      <w:r>
-        <w:t xml:space="preserve"> </w:t>
-      </w:r>
-      <w:r>
-        <w:t xml:space="preserve">source of drift between the tracks.</w:t>
-      </w:r>
-    </w:p>
-    <w:p>
-      <w:r>
-        <w:pict>
-          <v:rect style="width:0;height:1.5pt" o:hralign="center" o:hrstd="t" o:hr="t"/>
-        </w:pict>
+        <w:t xml:space="preserve">It is not in either compose stack</w:t>
+      </w:r>
+      <w:r>
+        <w:t xml:space="preserve"> </w:t>
+      </w:r>
+      <w:r>
+        <w:t xml:space="preserve">—</w:t>
+      </w:r>
+      <w:r>
+        <w:t xml:space="preserve"> </w:t>
+      </w:r>
+      <w:r>
+        <w:t xml:space="preserve">not the personal one, not WikiCafe. It is a script run by hand. So SCP 3.0 on a</w:t>
+      </w:r>
+      <w:r>
+        <w:t xml:space="preserve"> </w:t>
+      </w:r>
+      <w:r>
+        <w:t xml:space="preserve">personal computer cannot pull from Epic today.</w:t>
       </w:r>
     </w:p>
     <w:bookmarkEnd w:id="17"/>
-    <w:bookmarkStart w:id="18" w:name="what-none-of-this-fixes"/>
-    <w:p>
-      <w:pPr>
-        <w:pStyle w:val="Heading1"/>
-      </w:pPr>
-      <w:r>
-        <w:t xml:space="preserve">What none of this fixes</w:t>
+    <w:bookmarkStart w:id="18" w:name="X55260df79263cfaa56a2b8739ed67595728aee1"/>
+    <w:p>
+      <w:pPr>
+        <w:pStyle w:val="Heading2"/>
+      </w:pPr>
+      <w:r>
+        <w:t xml:space="preserve">Why the design suits the personal computer well</w:t>
       </w:r>
     </w:p>
     <w:p>
@@ -2022,34 +2081,13 @@
         <w:pStyle w:val="FirstParagraph"/>
       </w:pPr>
       <w:r>
-        <w:t xml:space="preserve">Six of the twelve risks in</w:t>
-      </w:r>
-      <w:r>
-        <w:t xml:space="preserve"> </w:t>
-      </w:r>
-      <w:r>
-        <w:rPr>
-          <w:rStyle w:val="VerbatimChar"/>
-        </w:rPr>
-        <w:t xml:space="preserve">scp-coupler/risks.html</w:t>
-      </w:r>
-      <w:r>
-        <w:t xml:space="preserve"> </w:t>
-      </w:r>
-      <w:r>
-        <w:t xml:space="preserve">are untouched by any</w:t>
-      </w:r>
-      <w:r>
-        <w:t xml:space="preserve"> </w:t>
-      </w:r>
-      <w:r>
-        <w:t xml:space="preserve">packaging or security work, because they live in the interface and the content</w:t>
-      </w:r>
-      <w:r>
-        <w:t xml:space="preserve"> </w:t>
-      </w:r>
-      <w:r>
-        <w:t xml:space="preserve">and travel with the software wherever it runs:</w:t>
+        <w:t xml:space="preserve">Two details make this a better fit than expected, and both reinforce the</w:t>
+      </w:r>
+      <w:r>
+        <w:t xml:space="preserve"> </w:t>
+      </w:r>
+      <w:r>
+        <w:t xml:space="preserve">custody argument rather than complicating it:</w:t>
       </w:r>
     </w:p>
     <w:p>
@@ -2062,16 +2100,23 @@
       </w:pPr>
       <w:r>
         <w:rPr>
+          <w:rStyle w:val="VerbatimChar"/>
           <w:b/>
           <w:bCs/>
         </w:rPr>
-        <w:t xml:space="preserve">Risk 3</w:t>
-      </w:r>
-      <w:r>
-        <w:t xml:space="preserve"> </w:t>
-      </w:r>
-      <w:r>
-        <w:t xml:space="preserve">— no physician review loop</w:t>
+        <w:t xml:space="preserve">redirect_uri: https://localhost:8767/callback</w:t>
+      </w:r>
+      <w:r>
+        <w:t xml:space="preserve"> </w:t>
+      </w:r>
+      <w:r>
+        <w:t xml:space="preserve">— a localhost redirect,</w:t>
+      </w:r>
+      <w:r>
+        <w:t xml:space="preserve"> </w:t>
+      </w:r>
+      <w:r>
+        <w:t xml:space="preserve">the native-desktop pattern, already registered with Epic.</w:t>
       </w:r>
     </w:p>
     <w:p>
@@ -2084,104 +2129,394 @@
       </w:pPr>
       <w:r>
         <w:rPr>
+          <w:rStyle w:val="VerbatimChar"/>
           <w:b/>
           <w:bCs/>
         </w:rPr>
-        <w:t xml:space="preserve">Risk 5</w:t>
-      </w:r>
-      <w:r>
-        <w:t xml:space="preserve"> </w:t>
-      </w:r>
-      <w:r>
-        <w:t xml:space="preserve">— probability estimates read as diagnoses</w:t>
-      </w:r>
-    </w:p>
-    <w:p>
-      <w:pPr>
-        <w:pStyle w:val="Compact"/>
-        <w:numPr>
-          <w:ilvl w:val="0"/>
-          <w:numId w:val="1004"/>
-        </w:numPr>
-      </w:pPr>
+        <w:t xml:space="preserve">scope: openid fhirUser patient/*.read</w:t>
+      </w:r>
+      <w:r>
+        <w:t xml:space="preserve"> </w:t>
+      </w:r>
+      <w:r>
+        <w:t xml:space="preserve">— patient-facing standalone</w:t>
+      </w:r>
+      <w:r>
+        <w:t xml:space="preserve"> </w:t>
+      </w:r>
+      <w:r>
+        <w:t xml:space="preserve">launch. The person signs in with their own MyChart credentials and pulls</w:t>
+      </w:r>
+      <w:r>
+        <w:t xml:space="preserve"> </w:t>
+      </w:r>
+      <w:r>
+        <w:t xml:space="preserve">their own record. Not a clinician pulling someone else’s.</w:t>
+      </w:r>
+    </w:p>
+    <w:p>
+      <w:pPr>
+        <w:pStyle w:val="FirstParagraph"/>
+      </w:pPr>
+      <w:r>
+        <w:t xml:space="preserve">Data flows</w:t>
+      </w:r>
+      <w:r>
+        <w:t xml:space="preserve"> </w:t>
+      </w:r>
       <w:r>
         <w:rPr>
           <w:b/>
           <w:bCs/>
         </w:rPr>
-        <w:t xml:space="preserve">Risk 6</w:t>
-      </w:r>
-      <w:r>
-        <w:t xml:space="preserve"> </w:t>
-      </w:r>
-      <w:r>
-        <w:t xml:space="preserve">— AI misclassifying severity</w:t>
-      </w:r>
-    </w:p>
-    <w:p>
-      <w:pPr>
-        <w:pStyle w:val="Compact"/>
-        <w:numPr>
-          <w:ilvl w:val="0"/>
-          <w:numId w:val="1004"/>
-        </w:numPr>
-      </w:pPr>
-      <w:r>
-        <w:rPr>
-          <w:b/>
-          <w:bCs/>
-        </w:rPr>
-        <w:t xml:space="preserve">Risk 7</w:t>
-      </w:r>
-      <w:r>
-        <w:t xml:space="preserve"> </w:t>
-      </w:r>
-      <w:r>
-        <w:t xml:space="preserve">— NNT numbers from populations unlike Superior AZ</w:t>
-      </w:r>
-    </w:p>
-    <w:p>
-      <w:pPr>
-        <w:pStyle w:val="Compact"/>
-        <w:numPr>
-          <w:ilvl w:val="0"/>
-          <w:numId w:val="1004"/>
-        </w:numPr>
-      </w:pPr>
-      <w:r>
-        <w:rPr>
-          <w:b/>
-          <w:bCs/>
-        </w:rPr>
-        <w:t xml:space="preserve">Risk 9</w:t>
-      </w:r>
-      <w:r>
-        <w:t xml:space="preserve"> </w:t>
-      </w:r>
-      <w:r>
-        <w:t xml:space="preserve">— model drift making probability histories unreliable</w:t>
-      </w:r>
-    </w:p>
-    <w:p>
-      <w:pPr>
-        <w:pStyle w:val="Compact"/>
-        <w:numPr>
-          <w:ilvl w:val="0"/>
-          <w:numId w:val="1004"/>
-        </w:numPr>
-      </w:pPr>
-      <w:r>
-        <w:rPr>
-          <w:b/>
-          <w:bCs/>
-        </w:rPr>
-        <w:t xml:space="preserve">Risk 12</w:t>
-      </w:r>
-      <w:r>
-        <w:t xml:space="preserve"> </w:t>
-      </w:r>
-      <w:r>
-        <w:t xml:space="preserve">— activation band hiding parts of the frame</w:t>
+        <w:t xml:space="preserve">Epic to the person’s own machine</w:t>
+      </w:r>
+      <w:r>
+        <w:t xml:space="preserve">, authenticated as the person,</w:t>
+      </w:r>
+      <w:r>
+        <w:t xml:space="preserve"> </w:t>
+      </w:r>
+      <w:r>
+        <w:t xml:space="preserve">never through RCN. That is the same argument as the person’s own Anthropic key,</w:t>
+      </w:r>
+      <w:r>
+        <w:t xml:space="preserve"> </w:t>
+      </w:r>
+      <w:r>
+        <w:t xml:space="preserve">and the Cures Act obliges Epic to provide exactly this patient access path.</w:t>
+      </w:r>
+    </w:p>
+    <w:bookmarkEnd w:id="18"/>
+    <w:bookmarkStart w:id="19" w:name="what-integration-would-take"/>
+    <w:p>
+      <w:pPr>
+        <w:pStyle w:val="Heading2"/>
+      </w:pPr>
+      <w:r>
+        <w:t xml:space="preserve">What integration would take</w:t>
+      </w:r>
+    </w:p>
+    <w:tbl>
+      <w:tblPr>
+        <w:tblStyle w:val="Table"/>
+        <w:tblW w:type="pct" w:w="5000"/>
+        <w:tblLayout w:type="fixed"/>
+        <w:tblLook w:firstRow="1" w:lastRow="0" w:firstColumn="0" w:lastColumn="0" w:noHBand="0" w:noVBand="0" w:val="0020"/>
+      </w:tblPr>
+      <w:tblGrid>
+        <w:gridCol w:w="1080"/>
+        <w:gridCol w:w="2160"/>
+        <w:gridCol w:w="2520"/>
+        <w:gridCol w:w="2160"/>
+      </w:tblGrid>
+      <w:tr>
+        <w:trPr>
+          <w:tblHeader w:val="on"/>
+        </w:trPr>
+        <w:tc>
+          <w:tcPr/>
+          <w:p>
+            <w:pPr>
+              <w:pStyle w:val="Compact"/>
+            </w:pPr>
+            <w:r>
+              <w:t xml:space="preserve">#</w:t>
+            </w:r>
+          </w:p>
+        </w:tc>
+        <w:tc>
+          <w:tcPr/>
+          <w:p>
+            <w:pPr>
+              <w:pStyle w:val="Compact"/>
+            </w:pPr>
+            <w:r>
+              <w:t xml:space="preserve">Item</w:t>
+            </w:r>
+          </w:p>
+        </w:tc>
+        <w:tc>
+          <w:tcPr/>
+          <w:p>
+            <w:pPr>
+              <w:pStyle w:val="Compact"/>
+            </w:pPr>
+            <w:r>
+              <w:t xml:space="preserve">Owner</w:t>
+            </w:r>
+          </w:p>
+        </w:tc>
+        <w:tc>
+          <w:tcPr/>
+          <w:p>
+            <w:pPr>
+              <w:pStyle w:val="Compact"/>
+            </w:pPr>
+            <w:r>
+              <w:t xml:space="preserve">Note</w:t>
+            </w:r>
+          </w:p>
+        </w:tc>
+      </w:tr>
+      <w:tr>
+        <w:tc>
+          <w:tcPr/>
+          <w:p>
+            <w:pPr>
+              <w:pStyle w:val="Compact"/>
+            </w:pPr>
+            <w:r>
+              <w:t xml:space="preserve">1</w:t>
+            </w:r>
+          </w:p>
+        </w:tc>
+        <w:tc>
+          <w:tcPr/>
+          <w:p>
+            <w:pPr>
+              <w:pStyle w:val="Compact"/>
+            </w:pPr>
+            <w:r>
+              <w:t xml:space="preserve">Add smart-proxy as a fourth container</w:t>
+            </w:r>
+          </w:p>
+        </w:tc>
+        <w:tc>
+          <w:tcPr/>
+          <w:p>
+            <w:pPr>
+              <w:pStyle w:val="Compact"/>
+            </w:pPr>
+            <w:r>
+              <w:t xml:space="preserve">dev</w:t>
+            </w:r>
+          </w:p>
+        </w:tc>
+        <w:tc>
+          <w:tcPr/>
+          <w:p>
+            <w:pPr>
+              <w:pStyle w:val="Compact"/>
+            </w:pPr>
+            <w:r>
+              <w:t xml:space="preserve">or keep running it on the host</w:t>
+            </w:r>
+          </w:p>
+        </w:tc>
+      </w:tr>
+      <w:tr>
+        <w:tc>
+          <w:tcPr/>
+          <w:p>
+            <w:pPr>
+              <w:pStyle w:val="Compact"/>
+            </w:pPr>
+            <w:r>
+              <w:t xml:space="preserve">2</w:t>
+            </w:r>
+          </w:p>
+        </w:tc>
+        <w:tc>
+          <w:tcPr/>
+          <w:p>
+            <w:pPr>
+              <w:pStyle w:val="Compact"/>
+            </w:pPr>
+            <w:r>
+              <w:t xml:space="preserve">Share</w:t>
+            </w:r>
+            <w:r>
+              <w:t xml:space="preserve"> </w:t>
+            </w:r>
+            <w:r>
+              <w:rPr>
+                <w:rStyle w:val="VerbatimChar"/>
+              </w:rPr>
+              <w:t xml:space="preserve">scp-fhir/data/</w:t>
+            </w:r>
+            <w:r>
+              <w:t xml:space="preserve"> </w:t>
+            </w:r>
+            <w:r>
+              <w:t xml:space="preserve">with the coupler</w:t>
+            </w:r>
+          </w:p>
+        </w:tc>
+        <w:tc>
+          <w:tcPr/>
+          <w:p>
+            <w:pPr>
+              <w:pStyle w:val="Compact"/>
+            </w:pPr>
+            <w:r>
+              <w:t xml:space="preserve">dev</w:t>
+            </w:r>
+          </w:p>
+        </w:tc>
+        <w:tc>
+          <w:tcPr/>
+          <w:p>
+            <w:pPr>
+              <w:pStyle w:val="Compact"/>
+            </w:pPr>
+            <w:r>
+              <w:t xml:space="preserve">the coupler reads</w:t>
+            </w:r>
+            <w:r>
+              <w:t xml:space="preserve"> </w:t>
+            </w:r>
+            <w:r>
+              <w:rPr>
+                <w:rStyle w:val="VerbatimChar"/>
+              </w:rPr>
+              <w:t xml:space="preserve">scp-import.json</w:t>
+            </w:r>
+            <w:r>
+              <w:t xml:space="preserve"> </w:t>
+            </w:r>
+            <w:r>
+              <w:t xml:space="preserve">from there, and</w:t>
+            </w:r>
+            <w:r>
+              <w:t xml:space="preserve"> </w:t>
+            </w:r>
+            <w:r>
+              <w:rPr>
+                <w:rStyle w:val="VerbatimChar"/>
+              </w:rPr>
+              <w:t xml:space="preserve">Dockerfile.coupler</w:t>
+            </w:r>
+            <w:r>
+              <w:t xml:space="preserve"> </w:t>
+            </w:r>
+            <w:r>
+              <w:t xml:space="preserve">deliberately empties that directory — nothing would connect today</w:t>
+            </w:r>
+          </w:p>
+        </w:tc>
+      </w:tr>
+      <w:tr>
+        <w:tc>
+          <w:tcPr/>
+          <w:p>
+            <w:pPr>
+              <w:pStyle w:val="Compact"/>
+            </w:pPr>
+            <w:r>
+              <w:t xml:space="preserve">3</w:t>
+            </w:r>
+          </w:p>
+        </w:tc>
+        <w:tc>
+          <w:tcPr/>
+          <w:p>
+            <w:pPr>
+              <w:pStyle w:val="Compact"/>
+            </w:pPr>
+            <w:r>
+              <w:t xml:space="preserve">Solve the TLS certificate</w:t>
+            </w:r>
+          </w:p>
+        </w:tc>
+        <w:tc>
+          <w:tcPr/>
+          <w:p>
+            <w:pPr>
+              <w:pStyle w:val="Compact"/>
+            </w:pPr>
+            <w:r>
+              <w:t xml:space="preserve">dev</w:t>
+            </w:r>
+          </w:p>
+        </w:tc>
+        <w:tc>
+          <w:tcPr/>
+          <w:p>
+            <w:pPr>
+              <w:pStyle w:val="Compact"/>
+            </w:pPr>
+            <w:r>
+              <w:t xml:space="preserve">Epic requires an HTTPS redirect; today that means</w:t>
+            </w:r>
+            <w:r>
+              <w:t xml:space="preserve"> </w:t>
+            </w:r>
+            <w:r>
+              <w:rPr>
+                <w:rStyle w:val="VerbatimChar"/>
+              </w:rPr>
+              <w:t xml:space="preserve">mkcert</w:t>
+            </w:r>
+            <w:r>
+              <w:t xml:space="preserve">. Fine on a developer’s Mac, a real obstacle per install. Caddy can issue local certificates, so the gate could plausibly terminate TLS for 8767</w:t>
+            </w:r>
+          </w:p>
+        </w:tc>
+      </w:tr>
+      <w:tr>
+        <w:tc>
+          <w:tcPr/>
+          <w:p>
+            <w:pPr>
+              <w:pStyle w:val="Compact"/>
+            </w:pPr>
+            <w:r>
+              <w:t xml:space="preserve">4</w:t>
+            </w:r>
+          </w:p>
+        </w:tc>
+        <w:tc>
+          <w:tcPr/>
+          <w:p>
+            <w:pPr>
+              <w:pStyle w:val="Compact"/>
+            </w:pPr>
+            <w:r>
+              <w:t xml:space="preserve">Decide how the gate and the OAuth redirect interact</w:t>
+            </w:r>
+          </w:p>
+        </w:tc>
+        <w:tc>
+          <w:tcPr/>
+          <w:p>
+            <w:pPr>
+              <w:pStyle w:val="Compact"/>
+            </w:pPr>
+            <w:r>
+              <w:t xml:space="preserve">dev</w:t>
+            </w:r>
+          </w:p>
+        </w:tc>
+        <w:tc>
+          <w:tcPr/>
+          <w:p>
+            <w:pPr>
+              <w:pStyle w:val="Compact"/>
+            </w:pPr>
+            <w:r>
+              <w:t xml:space="preserve">8767 is another origin, so a passphrase prompt lands in the middle of the Epic login unless handled</w:t>
+            </w:r>
+          </w:p>
+        </w:tc>
+      </w:tr>
+    </w:tbl>
+    <w:p>
+      <w:pPr>
+        <w:pStyle w:val="BodyText"/>
+      </w:pPr>
+      <w:r>
+        <w:t xml:space="preserve">Item 3 is the one that needs design rather than typing.</w:t>
+      </w:r>
+    </w:p>
+    <w:bookmarkEnd w:id="19"/>
+    <w:bookmarkStart w:id="20" w:name="recommendation"/>
+    <w:p>
+      <w:pPr>
+        <w:pStyle w:val="Heading2"/>
+      </w:pPr>
+      <w:r>
+        <w:t xml:space="preserve">Recommendation</w:t>
       </w:r>
     </w:p>
     <w:p>
@@ -2189,33 +2524,73 @@
         <w:pStyle w:val="FirstParagraph"/>
       </w:pPr>
       <w:r>
-        <w:t xml:space="preserve">Moving to a personal computer solves the data-custody problems and none of the</w:t>
-      </w:r>
-      <w:r>
-        <w:t xml:space="preserve"> </w:t>
-      </w:r>
-      <w:r>
-        <w:t xml:space="preserve">clinical ones. These are the six-month body of work, and they need clinical</w:t>
-      </w:r>
-      <w:r>
-        <w:t xml:space="preserve"> </w:t>
-      </w:r>
-      <w:r>
-        <w:t xml:space="preserve">judgement rather than engineering.</w:t>
-      </w:r>
-    </w:p>
-    <w:p>
-      <w:pPr>
-        <w:pStyle w:val="BodyText"/>
-      </w:pPr>
-      <w:r>
-        <w:t xml:space="preserve">Two items need outside people and should start early because they wait on</w:t>
-      </w:r>
-      <w:r>
-        <w:t xml:space="preserve"> </w:t>
-      </w:r>
-      <w:r>
-        <w:t xml:space="preserve">others’ calendars:</w:t>
+        <w:t xml:space="preserve">Leave the connector out of the personal stack until PeaceHealth unblocks</w:t>
+      </w:r>
+      <w:r>
+        <w:t xml:space="preserve"> </w:t>
+      </w:r>
+      <w:r>
+        <w:t xml:space="preserve">production. Building the plumbing now means testing against a sandbox for</w:t>
+      </w:r>
+      <w:r>
+        <w:t xml:space="preserve"> </w:t>
+      </w:r>
+      <w:r>
+        <w:t xml:space="preserve">something whose real shape depends on what PeaceHealth actually enables. Then</w:t>
+      </w:r>
+      <w:r>
+        <w:t xml:space="preserve"> </w:t>
+      </w:r>
+      <w:r>
+        <w:t xml:space="preserve">do all four items as one piece of work.</w:t>
+      </w:r>
+    </w:p>
+    <w:bookmarkEnd w:id="20"/>
+    <w:bookmarkStart w:id="21" w:name="marc-chase-peacehealth-it"/>
+    <w:p>
+      <w:pPr>
+        <w:pStyle w:val="Heading2"/>
+      </w:pPr>
+      <w:r>
+        <w:t xml:space="preserve">[Marc] Chase PeaceHealth IT</w:t>
+      </w:r>
+    </w:p>
+    <w:p>
+      <w:pPr>
+        <w:pStyle w:val="FirstParagraph"/>
+      </w:pPr>
+      <w:r>
+        <w:t xml:space="preserve">Two weeks of silence on the FHIRProxy client registry. Worth a nudge — this is</w:t>
+      </w:r>
+      <w:r>
+        <w:t xml:space="preserve"> </w:t>
+      </w:r>
+      <w:r>
+        <w:t xml:space="preserve">the longest-running external dependency in the project, and nothing about the</w:t>
+      </w:r>
+      <w:r>
+        <w:t xml:space="preserve"> </w:t>
+      </w:r>
+      <w:r>
+        <w:t xml:space="preserve">Epic integration can be finished or even properly tested until it moves.</w:t>
+      </w:r>
+    </w:p>
+    <w:p>
+      <w:r>
+        <w:pict>
+          <v:rect style="width:0;height:1.5pt" o:hralign="center" o:hrstd="t" o:hr="t"/>
+        </w:pict>
+      </w:r>
+    </w:p>
+    <w:bookmarkEnd w:id="21"/>
+    <w:bookmarkEnd w:id="22"/>
+    <w:bookmarkStart w:id="23" w:name="shared-between-both-tracks"/>
+    <w:p>
+      <w:pPr>
+        <w:pStyle w:val="Heading1"/>
+      </w:pPr>
+      <w:r>
+        <w:t xml:space="preserve">Shared between both tracks</w:t>
       </w:r>
     </w:p>
     <w:p>
@@ -2228,34 +2603,94 @@
       </w:pPr>
       <w:r>
         <w:rPr>
+          <w:rStyle w:val="VerbatimChar"/>
           <w:b/>
           <w:bCs/>
         </w:rPr>
-        <w:t xml:space="preserve">[Marc] Legal review</w:t>
-      </w:r>
-      <w:r>
-        <w:t xml:space="preserve"> </w:t>
-      </w:r>
-      <w:r>
-        <w:t xml:space="preserve">of FDA SaMD framing (Risk 4) and liability allocation</w:t>
-      </w:r>
-      <w:r>
-        <w:t xml:space="preserve"> </w:t>
-      </w:r>
-      <w:r>
-        <w:t xml:space="preserve">(Risk 11). A personal tool for understanding your own health is far better</w:t>
-      </w:r>
-      <w:r>
-        <w:t xml:space="preserve"> </w:t>
-      </w:r>
-      <w:r>
-        <w:t xml:space="preserve">positioned than a clinic tool generating differentials — but that is</w:t>
-      </w:r>
-      <w:r>
-        <w:t xml:space="preserve"> </w:t>
-      </w:r>
-      <w:r>
-        <w:t xml:space="preserve">positioning, not clearance.</w:t>
+        <w:t xml:space="preserve">.dockerignore</w:t>
+      </w:r>
+      <w:r>
+        <w:rPr>
+          <w:b/>
+          <w:bCs/>
+        </w:rPr>
+        <w:t xml:space="preserve"> </w:t>
+      </w:r>
+      <w:r>
+        <w:rPr>
+          <w:b/>
+          <w:bCs/>
+        </w:rPr>
+        <w:t xml:space="preserve">fix.</w:t>
+      </w:r>
+      <w:r>
+        <w:t xml:space="preserve"> </w:t>
+      </w:r>
+      <w:r>
+        <w:t xml:space="preserve">Protects any image built from this repository. The</w:t>
+      </w:r>
+      <w:r>
+        <w:t xml:space="preserve"> </w:t>
+      </w:r>
+      <w:r>
+        <w:t xml:space="preserve">pattern</w:t>
+      </w:r>
+      <w:r>
+        <w:t xml:space="preserve"> </w:t>
+      </w:r>
+      <w:r>
+        <w:rPr>
+          <w:rStyle w:val="VerbatimChar"/>
+        </w:rPr>
+        <w:t xml:space="preserve">data/</w:t>
+      </w:r>
+      <w:r>
+        <w:t xml:space="preserve"> </w:t>
+      </w:r>
+      <w:r>
+        <w:t xml:space="preserve">matches only the top-level directory, so</w:t>
+      </w:r>
+      <w:r>
+        <w:t xml:space="preserve"> </w:t>
+      </w:r>
+      <w:r>
+        <w:rPr>
+          <w:rStyle w:val="VerbatimChar"/>
+        </w:rPr>
+        <w:t xml:space="preserve">scp-coupler/data/</w:t>
+      </w:r>
+      <w:r>
+        <w:t xml:space="preserve"> </w:t>
+      </w:r>
+      <w:r>
+        <w:t xml:space="preserve">and</w:t>
+      </w:r>
+      <w:r>
+        <w:t xml:space="preserve"> </w:t>
+      </w:r>
+      <w:r>
+        <w:rPr>
+          <w:rStyle w:val="VerbatimChar"/>
+        </w:rPr>
+        <w:t xml:space="preserve">scp-fhir/data/</w:t>
+      </w:r>
+      <w:r>
+        <w:t xml:space="preserve"> </w:t>
+      </w:r>
+      <w:r>
+        <w:t xml:space="preserve">are swept into images by</w:t>
+      </w:r>
+      <w:r>
+        <w:t xml:space="preserve"> </w:t>
+      </w:r>
+      <w:r>
+        <w:rPr>
+          <w:rStyle w:val="VerbatimChar"/>
+        </w:rPr>
+        <w:t xml:space="preserve">COPY . .</w:t>
+      </w:r>
+      <w:r>
+        <w:t xml:space="preserve">.</w:t>
       </w:r>
     </w:p>
     <w:p>
@@ -2271,16 +2706,61 @@
           <w:b/>
           <w:bCs/>
         </w:rPr>
-        <w:t xml:space="preserve">[Marc] Consent and terms text</w:t>
-      </w:r>
-      <w:r>
-        <w:t xml:space="preserve">, which now does the work the Business</w:t>
-      </w:r>
-      <w:r>
-        <w:t xml:space="preserve"> </w:t>
-      </w:r>
-      <w:r>
-        <w:t xml:space="preserve">Associate Agreement was going to do.</w:t>
+        <w:t xml:space="preserve">Converging the two proxies.</w:t>
+      </w:r>
+      <w:r>
+        <w:t xml:space="preserve"> </w:t>
+      </w:r>
+      <w:r>
+        <w:rPr>
+          <w:rStyle w:val="VerbatimChar"/>
+        </w:rPr>
+        <w:t xml:space="preserve">sofi-proxy.py</w:t>
+      </w:r>
+      <w:r>
+        <w:t xml:space="preserve"> </w:t>
+      </w:r>
+      <w:r>
+        <w:t xml:space="preserve">and</w:t>
+      </w:r>
+      <w:r>
+        <w:t xml:space="preserve"> </w:t>
+      </w:r>
+      <w:r>
+        <w:rPr>
+          <w:rStyle w:val="VerbatimChar"/>
+        </w:rPr>
+        <w:t xml:space="preserve">coupler-proxy.py</w:t>
+      </w:r>
+      <w:r>
+        <w:t xml:space="preserve"> </w:t>
+      </w:r>
+      <w:r>
+        <w:t xml:space="preserve">both</w:t>
+      </w:r>
+      <w:r>
+        <w:t xml:space="preserve"> </w:t>
+      </w:r>
+      <w:r>
+        <w:t xml:space="preserve">write FedWiki pages, by different methods. Today only the coupler got the</w:t>
+      </w:r>
+      <w:r>
+        <w:t xml:space="preserve"> </w:t>
+      </w:r>
+      <w:r>
+        <w:t xml:space="preserve">fixes. Pulling page-writing into one shared module would mean fixes land in</w:t>
+      </w:r>
+      <w:r>
+        <w:t xml:space="preserve"> </w:t>
+      </w:r>
+      <w:r>
+        <w:t xml:space="preserve">both. Real work, needs your go-ahead separately, and the largest remaining</w:t>
+      </w:r>
+      <w:r>
+        <w:t xml:space="preserve"> </w:t>
+      </w:r>
+      <w:r>
+        <w:t xml:space="preserve">source of drift between the tracks.</w:t>
       </w:r>
     </w:p>
     <w:p>
@@ -2290,14 +2770,49 @@
         </w:pict>
       </w:r>
     </w:p>
-    <w:bookmarkEnd w:id="18"/>
-    <w:bookmarkStart w:id="19" w:name="suggested-order"/>
+    <w:bookmarkEnd w:id="23"/>
+    <w:bookmarkStart w:id="24" w:name="what-none-of-this-fixes"/>
     <w:p>
       <w:pPr>
         <w:pStyle w:val="Heading1"/>
       </w:pPr>
       <w:r>
-        <w:t xml:space="preserve">Suggested order</w:t>
+        <w:t xml:space="preserve">What none of this fixes</w:t>
+      </w:r>
+    </w:p>
+    <w:p>
+      <w:pPr>
+        <w:pStyle w:val="FirstParagraph"/>
+      </w:pPr>
+      <w:r>
+        <w:t xml:space="preserve">Six of the twelve risks in</w:t>
+      </w:r>
+      <w:r>
+        <w:t xml:space="preserve"> </w:t>
+      </w:r>
+      <w:r>
+        <w:rPr>
+          <w:rStyle w:val="VerbatimChar"/>
+        </w:rPr>
+        <w:t xml:space="preserve">scp-coupler/risks.html</w:t>
+      </w:r>
+      <w:r>
+        <w:t xml:space="preserve"> </w:t>
+      </w:r>
+      <w:r>
+        <w:t xml:space="preserve">are untouched by any</w:t>
+      </w:r>
+      <w:r>
+        <w:t xml:space="preserve"> </w:t>
+      </w:r>
+      <w:r>
+        <w:t xml:space="preserve">packaging or security work, because they live in the interface and the content</w:t>
+      </w:r>
+      <w:r>
+        <w:t xml:space="preserve"> </w:t>
+      </w:r>
+      <w:r>
+        <w:t xml:space="preserve">and travel with the software wherever it runs:</w:t>
       </w:r>
     </w:p>
     <w:p>
@@ -2309,7 +2824,17 @@
         </w:numPr>
       </w:pPr>
       <w:r>
-        <w:t xml:space="preserve">Kill the stray server — today, one command</w:t>
+        <w:rPr>
+          <w:b/>
+          <w:bCs/>
+        </w:rPr>
+        <w:t xml:space="preserve">Risk 3</w:t>
+      </w:r>
+      <w:r>
+        <w:t xml:space="preserve"> </w:t>
+      </w:r>
+      <w:r>
+        <w:t xml:space="preserve">— no physician review loop</w:t>
       </w:r>
     </w:p>
     <w:p>
@@ -2321,7 +2846,17 @@
         </w:numPr>
       </w:pPr>
       <w:r>
-        <w:t xml:space="preserve">Decide the Windows policy — unblocks personal item 5</w:t>
+        <w:rPr>
+          <w:b/>
+          <w:bCs/>
+        </w:rPr>
+        <w:t xml:space="preserve">Risk 5</w:t>
+      </w:r>
+      <w:r>
+        <w:t xml:space="preserve"> </w:t>
+      </w:r>
+      <w:r>
+        <w:t xml:space="preserve">— probability estimates read as diagnoses</w:t>
       </w:r>
     </w:p>
     <w:p>
@@ -2333,7 +2868,17 @@
         </w:numPr>
       </w:pPr>
       <w:r>
-        <w:t xml:space="preserve">Personal items 5, 6, 7 — a few days, gets a defensible personal install</w:t>
+        <w:rPr>
+          <w:b/>
+          <w:bCs/>
+        </w:rPr>
+        <w:t xml:space="preserve">Risk 6</w:t>
+      </w:r>
+      <w:r>
+        <w:t xml:space="preserve"> </w:t>
+      </w:r>
+      <w:r>
+        <w:t xml:space="preserve">— AI misclassifying severity</w:t>
       </w:r>
     </w:p>
     <w:p>
@@ -2345,7 +2890,17 @@
         </w:numPr>
       </w:pPr>
       <w:r>
-        <w:t xml:space="preserve">WikiCafe items 1, 2, 4, 5, 6 — a couple of days once Christian is available</w:t>
+        <w:rPr>
+          <w:b/>
+          <w:bCs/>
+        </w:rPr>
+        <w:t xml:space="preserve">Risk 7</w:t>
+      </w:r>
+      <w:r>
+        <w:t xml:space="preserve"> </w:t>
+      </w:r>
+      <w:r>
+        <w:t xml:space="preserve">— NNT numbers from populations unlike Superior AZ</w:t>
       </w:r>
     </w:p>
     <w:p>
@@ -2357,7 +2912,17 @@
         </w:numPr>
       </w:pPr>
       <w:r>
-        <w:t xml:space="preserve">WikiCafe item 3 — per-user authorization, the substantial piece</w:t>
+        <w:rPr>
+          <w:b/>
+          <w:bCs/>
+        </w:rPr>
+        <w:t xml:space="preserve">Risk 9</w:t>
+      </w:r>
+      <w:r>
+        <w:t xml:space="preserve"> </w:t>
+      </w:r>
+      <w:r>
+        <w:t xml:space="preserve">— model drift making probability histories unreliable</w:t>
       </w:r>
     </w:p>
     <w:p>
@@ -2369,7 +2934,51 @@
         </w:numPr>
       </w:pPr>
       <w:r>
-        <w:t xml:space="preserve">Legal review and consent text — start now, runs in parallel</w:t>
+        <w:rPr>
+          <w:b/>
+          <w:bCs/>
+        </w:rPr>
+        <w:t xml:space="preserve">Risk 12</w:t>
+      </w:r>
+      <w:r>
+        <w:t xml:space="preserve"> </w:t>
+      </w:r>
+      <w:r>
+        <w:t xml:space="preserve">— activation band hiding parts of the frame</w:t>
+      </w:r>
+    </w:p>
+    <w:p>
+      <w:pPr>
+        <w:pStyle w:val="FirstParagraph"/>
+      </w:pPr>
+      <w:r>
+        <w:t xml:space="preserve">Moving to a personal computer solves the data-custody problems and none of the</w:t>
+      </w:r>
+      <w:r>
+        <w:t xml:space="preserve"> </w:t>
+      </w:r>
+      <w:r>
+        <w:t xml:space="preserve">clinical ones. These are the six-month body of work, and they need clinical</w:t>
+      </w:r>
+      <w:r>
+        <w:t xml:space="preserve"> </w:t>
+      </w:r>
+      <w:r>
+        <w:t xml:space="preserve">judgement rather than engineering.</w:t>
+      </w:r>
+    </w:p>
+    <w:p>
+      <w:pPr>
+        <w:pStyle w:val="BodyText"/>
+      </w:pPr>
+      <w:r>
+        <w:t xml:space="preserve">Two items need outside people and should start early because they wait on</w:t>
+      </w:r>
+      <w:r>
+        <w:t xml:space="preserve"> </w:t>
+      </w:r>
+      <w:r>
+        <w:t xml:space="preserve">others’ calendars:</w:t>
       </w:r>
     </w:p>
     <w:p>
@@ -2377,14 +2986,180 @@
         <w:pStyle w:val="Compact"/>
         <w:numPr>
           <w:ilvl w:val="0"/>
-          <w:numId w:val="1006"/>
+          <w:numId w:val="1007"/>
         </w:numPr>
       </w:pPr>
       <w:r>
+        <w:rPr>
+          <w:b/>
+          <w:bCs/>
+        </w:rPr>
+        <w:t xml:space="preserve">[Marc] Legal review</w:t>
+      </w:r>
+      <w:r>
+        <w:t xml:space="preserve"> </w:t>
+      </w:r>
+      <w:r>
+        <w:t xml:space="preserve">of FDA SaMD framing (Risk 4) and liability allocation</w:t>
+      </w:r>
+      <w:r>
+        <w:t xml:space="preserve"> </w:t>
+      </w:r>
+      <w:r>
+        <w:t xml:space="preserve">(Risk 11). A personal tool for understanding your own health is far better</w:t>
+      </w:r>
+      <w:r>
+        <w:t xml:space="preserve"> </w:t>
+      </w:r>
+      <w:r>
+        <w:t xml:space="preserve">positioned than a clinic tool generating differentials — but that is</w:t>
+      </w:r>
+      <w:r>
+        <w:t xml:space="preserve"> </w:t>
+      </w:r>
+      <w:r>
+        <w:t xml:space="preserve">positioning, not clearance.</w:t>
+      </w:r>
+    </w:p>
+    <w:p>
+      <w:pPr>
+        <w:pStyle w:val="Compact"/>
+        <w:numPr>
+          <w:ilvl w:val="0"/>
+          <w:numId w:val="1007"/>
+        </w:numPr>
+      </w:pPr>
+      <w:r>
+        <w:rPr>
+          <w:b/>
+          <w:bCs/>
+        </w:rPr>
+        <w:t xml:space="preserve">[Marc] Consent and terms text</w:t>
+      </w:r>
+      <w:r>
+        <w:t xml:space="preserve">, which now does the work the Business</w:t>
+      </w:r>
+      <w:r>
+        <w:t xml:space="preserve"> </w:t>
+      </w:r>
+      <w:r>
+        <w:t xml:space="preserve">Associate Agreement was going to do.</w:t>
+      </w:r>
+    </w:p>
+    <w:p>
+      <w:r>
+        <w:pict>
+          <v:rect style="width:0;height:1.5pt" o:hralign="center" o:hrstd="t" o:hr="t"/>
+        </w:pict>
+      </w:r>
+    </w:p>
+    <w:bookmarkEnd w:id="24"/>
+    <w:bookmarkStart w:id="25" w:name="suggested-order"/>
+    <w:p>
+      <w:pPr>
+        <w:pStyle w:val="Heading1"/>
+      </w:pPr>
+      <w:r>
+        <w:t xml:space="preserve">Suggested order</w:t>
+      </w:r>
+    </w:p>
+    <w:p>
+      <w:pPr>
+        <w:pStyle w:val="Compact"/>
+        <w:numPr>
+          <w:ilvl w:val="0"/>
+          <w:numId w:val="1008"/>
+        </w:numPr>
+      </w:pPr>
+      <w:r>
+        <w:t xml:space="preserve">Kill the stray server — today, one command</w:t>
+      </w:r>
+    </w:p>
+    <w:p>
+      <w:pPr>
+        <w:pStyle w:val="Compact"/>
+        <w:numPr>
+          <w:ilvl w:val="0"/>
+          <w:numId w:val="1008"/>
+        </w:numPr>
+      </w:pPr>
+      <w:r>
+        <w:t xml:space="preserve">Decide the Windows policy — unblocks personal item 5</w:t>
+      </w:r>
+    </w:p>
+    <w:p>
+      <w:pPr>
+        <w:pStyle w:val="Compact"/>
+        <w:numPr>
+          <w:ilvl w:val="0"/>
+          <w:numId w:val="1008"/>
+        </w:numPr>
+      </w:pPr>
+      <w:r>
+        <w:t xml:space="preserve">Personal items 5, 6, 7 — a few days, gets a defensible personal install</w:t>
+      </w:r>
+    </w:p>
+    <w:p>
+      <w:pPr>
+        <w:pStyle w:val="Compact"/>
+        <w:numPr>
+          <w:ilvl w:val="0"/>
+          <w:numId w:val="1008"/>
+        </w:numPr>
+      </w:pPr>
+      <w:r>
+        <w:t xml:space="preserve">WikiCafe items 1, 2, 4, 5, 6 — a couple of days once Christian is available</w:t>
+      </w:r>
+    </w:p>
+    <w:p>
+      <w:pPr>
+        <w:pStyle w:val="Compact"/>
+        <w:numPr>
+          <w:ilvl w:val="0"/>
+          <w:numId w:val="1008"/>
+        </w:numPr>
+      </w:pPr>
+      <w:r>
+        <w:t xml:space="preserve">WikiCafe item 3 — per-user authorization, the substantial piece</w:t>
+      </w:r>
+    </w:p>
+    <w:p>
+      <w:pPr>
+        <w:pStyle w:val="Compact"/>
+        <w:numPr>
+          <w:ilvl w:val="0"/>
+          <w:numId w:val="1008"/>
+        </w:numPr>
+      </w:pPr>
+      <w:r>
+        <w:t xml:space="preserve">Legal review and consent text — start now, runs in parallel</w:t>
+      </w:r>
+    </w:p>
+    <w:p>
+      <w:pPr>
+        <w:pStyle w:val="Compact"/>
+        <w:numPr>
+          <w:ilvl w:val="0"/>
+          <w:numId w:val="1008"/>
+        </w:numPr>
+      </w:pPr>
+      <w:r>
+        <w:t xml:space="preserve">Epic/FHIR integration — only once PeaceHealth unblocks it</w:t>
+      </w:r>
+    </w:p>
+    <w:p>
+      <w:pPr>
+        <w:pStyle w:val="Compact"/>
+        <w:numPr>
+          <w:ilvl w:val="0"/>
+          <w:numId w:val="1008"/>
+        </w:numPr>
+      </w:pPr>
+      <w:r>
         <w:t xml:space="preserve">The six clinical risks — the long work</w:t>
       </w:r>
     </w:p>
-    <w:bookmarkEnd w:id="19"/>
+    <w:bookmarkEnd w:id="25"/>
     <w:sectPr>
       <w:footnotePr>
         <w:numRestart w:val="eachSect"/>
@@ -2702,6 +3477,12 @@
     <w:abstractNumId w:val="991"/>
   </w:num>
   <w:num w:numId="1006">
+    <w:abstractNumId w:val="991"/>
+  </w:num>
+  <w:num w:numId="1007">
+    <w:abstractNumId w:val="991"/>
+  </w:num>
+  <w:num w:numId="1008">
     <w:abstractNumId w:val="99411"/>
     <w:lvlOverride w:ilvl="0">
       <w:startOverride w:val="1"/>

--- a/docs/scp3-work-list.docx
+++ b/docs/scp3-work-list.docx
@@ -15,7 +15,7 @@
         <w:pStyle w:val="Subtitle"/>
       </w:pPr>
       <w:r>
-        <w:t xml:space="preserve">Personal computer and WikiCafe · revised end of day, July 22 2026</w:t>
+        <w:t xml:space="preserve">Personal computer and WikiCafe · revised 29 July 2026</w:t>
       </w:r>
     </w:p>
     <w:sdt>
@@ -491,13 +491,73 @@
         <w:t xml:space="preserve"> </w:t>
       </w:r>
       <w:r>
-        <w:t xml:space="preserve">copies of the graph tool. The reason is recorded in</w:t>
-      </w:r>
-      <w:r>
-        <w:t xml:space="preserve"> </w:t>
-      </w:r>
-      <w:r>
-        <w:t xml:space="preserve">the CACHING LESSON note in</w:t>
+        <w:t xml:space="preserve">copies of the graph tool.</w:t>
+      </w:r>
+    </w:p>
+    <w:p>
+      <w:pPr>
+        <w:pStyle w:val="BodyText"/>
+      </w:pPr>
+      <w:r>
+        <w:t xml:space="preserve">Two things were wrong with it, neither of them the idea: it listened on</w:t>
+      </w:r>
+      <w:r>
+        <w:t xml:space="preserve"> </w:t>
+      </w:r>
+      <w:r>
+        <w:rPr>
+          <w:b/>
+          <w:bCs/>
+        </w:rPr>
+        <w:t xml:space="preserve">all</w:t>
+      </w:r>
+      <w:r>
+        <w:rPr>
+          <w:b/>
+          <w:bCs/>
+        </w:rPr>
+        <w:t xml:space="preserve"> </w:t>
+      </w:r>
+      <w:r>
+        <w:rPr>
+          <w:b/>
+          <w:bCs/>
+        </w:rPr>
+        <w:t xml:space="preserve">interfaces</w:t>
+      </w:r>
+      <w:r>
+        <w:t xml:space="preserve">, so every tool and every JSON data file was browsable from the</w:t>
+      </w:r>
+      <w:r>
+        <w:t xml:space="preserve"> </w:t>
+      </w:r>
+      <w:r>
+        <w:t xml:space="preserve">wifi; and it sat on</w:t>
+      </w:r>
+      <w:r>
+        <w:t xml:space="preserve"> </w:t>
+      </w:r>
+      <w:r>
+        <w:rPr>
+          <w:b/>
+          <w:bCs/>
+        </w:rPr>
+        <w:t xml:space="preserve">port 8766</w:t>
+      </w:r>
+      <w:r>
+        <w:t xml:space="preserve">, the coupler’s port, so whenever both ran,</w:t>
+      </w:r>
+      <w:r>
+        <w:t xml:space="preserve"> </w:t>
+      </w:r>
+      <w:r>
+        <w:t xml:space="preserve">whichever won the port decided what the browser showed. Now on port 8099, bound</w:t>
+      </w:r>
+      <w:r>
+        <w:t xml:space="preserve"> </w:t>
+      </w:r>
+      <w:r>
+        <w:t xml:space="preserve">to</w:t>
       </w:r>
       <w:r>
         <w:t xml:space="preserve"> </w:t>
@@ -506,18 +566,145 @@
         <w:rPr>
           <w:rStyle w:val="VerbatimChar"/>
         </w:rPr>
-        <w:t xml:space="preserve">tools/graph-tool-v22.html</w:t>
+        <w:t xml:space="preserve">127.0.0.1</w:t>
+      </w:r>
+      <w:r>
+        <w:t xml:space="preserve">, still auto-starting at login. Bookmarks pointing at</w:t>
+      </w:r>
+      <w:r>
+        <w:t xml:space="preserve"> </w:t>
+      </w:r>
+      <w:r>
+        <w:rPr>
+          <w:rStyle w:val="VerbatimChar"/>
+        </w:rPr>
+        <w:t xml:space="preserve">localhost:8766/graph-tool-v22.html</w:t>
+      </w:r>
+      <w:r>
+        <w:t xml:space="preserve"> </w:t>
+      </w:r>
+      <w:r>
+        <w:t xml:space="preserve">need to become</w:t>
+      </w:r>
+      <w:r>
+        <w:t xml:space="preserve"> </w:t>
+      </w:r>
+      <w:r>
+        <w:rPr>
+          <w:rStyle w:val="VerbatimChar"/>
+        </w:rPr>
+        <w:t xml:space="preserve">localhost:8099</w:t>
       </w:r>
       <w:r>
         <w:t xml:space="preserve">.</w:t>
       </w:r>
     </w:p>
+    <w:bookmarkEnd w:id="11"/>
+    <w:bookmarkStart w:id="12" w:name="marc-decide-the-windows-policy"/>
+    <w:p>
+      <w:pPr>
+        <w:pStyle w:val="Heading2"/>
+      </w:pPr>
+      <w:r>
+        <w:t xml:space="preserve">[Marc] Decide the Windows policy</w:t>
+      </w:r>
+    </w:p>
+    <w:p>
+      <w:pPr>
+        <w:pStyle w:val="FirstParagraph"/>
+      </w:pPr>
+      <w:r>
+        <w:t xml:space="preserve">Disk encryption is now the</w:t>
+      </w:r>
+      <w:r>
+        <w:t xml:space="preserve"> </w:t>
+      </w:r>
+      <w:r>
+        <w:rPr>
+          <w:i/>
+          <w:iCs/>
+        </w:rPr>
+        <w:t xml:space="preserve">only</w:t>
+      </w:r>
+      <w:r>
+        <w:t xml:space="preserve"> </w:t>
+      </w:r>
+      <w:r>
+        <w:t xml:space="preserve">protection for data at rest, since the</w:t>
+      </w:r>
+      <w:r>
+        <w:t xml:space="preserve"> </w:t>
+      </w:r>
+      <w:r>
+        <w:t xml:space="preserve">encrypted-store option turned out not to be deliverable. That raises the stakes</w:t>
+      </w:r>
+      <w:r>
+        <w:t xml:space="preserve"> </w:t>
+      </w:r>
+      <w:r>
+        <w:t xml:space="preserve">on one question:</w:t>
+      </w:r>
+    </w:p>
     <w:p>
       <w:pPr>
         <w:pStyle w:val="BodyText"/>
       </w:pPr>
       <w:r>
-        <w:t xml:space="preserve">Two things were wrong with it, neither of them the idea:</w:t>
+        <w:rPr>
+          <w:b/>
+          <w:bCs/>
+        </w:rPr>
+        <w:t xml:space="preserve">Windows Home machines often cannot encrypt at all.</w:t>
+      </w:r>
+      <w:r>
+        <w:t xml:space="preserve"> </w:t>
+      </w:r>
+      <w:r>
+        <w:t xml:space="preserve">BitLocker proper is</w:t>
+      </w:r>
+      <w:r>
+        <w:t xml:space="preserve"> </w:t>
+      </w:r>
+      <w:r>
+        <w:t xml:space="preserve">Pro/Enterprise; Home gets a cut-down</w:t>
+      </w:r>
+      <w:r>
+        <w:t xml:space="preserve"> </w:t>
+      </w:r>
+      <w:r>
+        <w:t xml:space="preserve">“Device Encryption”</w:t>
+      </w:r>
+      <w:r>
+        <w:t xml:space="preserve"> </w:t>
+      </w:r>
+      <w:r>
+        <w:t xml:space="preserve">that needs particular</w:t>
+      </w:r>
+      <w:r>
+        <w:t xml:space="preserve"> </w:t>
+      </w:r>
+      <w:r>
+        <w:t xml:space="preserve">hardware and a Microsoft account, and on many inexpensive laptops it is simply</w:t>
+      </w:r>
+      <w:r>
+        <w:t xml:space="preserve"> </w:t>
+      </w:r>
+      <w:r>
+        <w:t xml:space="preserve">absent. Policy needed: exclude those machines, or accept unencrypted and say so</w:t>
+      </w:r>
+      <w:r>
+        <w:t xml:space="preserve"> </w:t>
+      </w:r>
+      <w:r>
+        <w:t xml:space="preserve">plainly in the consent text.</w:t>
+      </w:r>
+    </w:p>
+    <w:p>
+      <w:pPr>
+        <w:pStyle w:val="BodyText"/>
+      </w:pPr>
+      <w:r>
+        <w:t xml:space="preserve">Two related points, both now settled enough to write down rather than decide:</w:t>
       </w:r>
     </w:p>
     <w:p>
@@ -529,35 +716,29 @@
         </w:numPr>
       </w:pPr>
       <w:r>
-        <w:t xml:space="preserve">it listened on</w:t>
-      </w:r>
-      <w:r>
-        <w:t xml:space="preserve"> </w:t>
-      </w:r>
-      <w:r>
-        <w:rPr>
-          <w:b/>
-          <w:bCs/>
-        </w:rPr>
-        <w:t xml:space="preserve">all interfaces</w:t>
-      </w:r>
-      <w:r>
-        <w:t xml:space="preserve">, so every tool and every JSON data file in</w:t>
-      </w:r>
-      <w:r>
-        <w:t xml:space="preserve"> </w:t>
-      </w:r>
-      <w:r>
-        <w:rPr>
-          <w:rStyle w:val="VerbatimChar"/>
-        </w:rPr>
-        <w:t xml:space="preserve">tools/</w:t>
-      </w:r>
-      <w:r>
-        <w:t xml:space="preserve"> </w:t>
-      </w:r>
-      <w:r>
-        <w:t xml:space="preserve">was browsable by anything on the home wifi</w:t>
+        <w:t xml:space="preserve">Require encryption before real data, and</w:t>
+      </w:r>
+      <w:r>
+        <w:t xml:space="preserve"> </w:t>
+      </w:r>
+      <w:r>
+        <w:rPr>
+          <w:i/>
+          <w:iCs/>
+        </w:rPr>
+        <w:t xml:space="preserve">check</w:t>
+      </w:r>
+      <w:r>
+        <w:t xml:space="preserve"> </w:t>
+      </w:r>
+      <w:r>
+        <w:t xml:space="preserve">it at first run rather than</w:t>
+      </w:r>
+      <w:r>
+        <w:t xml:space="preserve"> </w:t>
+      </w:r>
+      <w:r>
+        <w:t xml:space="preserve">trusting instructions.</w:t>
       </w:r>
     </w:p>
     <w:p>
@@ -566,232 +747,6 @@
         <w:numPr>
           <w:ilvl w:val="0"/>
           <w:numId w:val="1002"/>
-        </w:numPr>
-      </w:pPr>
-      <w:r>
-        <w:t xml:space="preserve">it sat on</w:t>
-      </w:r>
-      <w:r>
-        <w:t xml:space="preserve"> </w:t>
-      </w:r>
-      <w:r>
-        <w:rPr>
-          <w:b/>
-          <w:bCs/>
-        </w:rPr>
-        <w:t xml:space="preserve">port 8766</w:t>
-      </w:r>
-      <w:r>
-        <w:t xml:space="preserve">, the coupler’s port, so whenever both ran, whichever</w:t>
-      </w:r>
-      <w:r>
-        <w:t xml:space="preserve"> </w:t>
-      </w:r>
-      <w:r>
-        <w:t xml:space="preserve">won the port decided what the browser showed</w:t>
-      </w:r>
-    </w:p>
-    <w:p>
-      <w:pPr>
-        <w:pStyle w:val="FirstParagraph"/>
-      </w:pPr>
-      <w:r>
-        <w:t xml:space="preserve">Now on port 8099, bound to</w:t>
-      </w:r>
-      <w:r>
-        <w:t xml:space="preserve"> </w:t>
-      </w:r>
-      <w:r>
-        <w:rPr>
-          <w:rStyle w:val="VerbatimChar"/>
-        </w:rPr>
-        <w:t xml:space="preserve">127.0.0.1</w:t>
-      </w:r>
-      <w:r>
-        <w:t xml:space="preserve">, still auto-starting at login. Bookmarks</w:t>
-      </w:r>
-      <w:r>
-        <w:t xml:space="preserve"> </w:t>
-      </w:r>
-      <w:r>
-        <w:t xml:space="preserve">pointing at</w:t>
-      </w:r>
-      <w:r>
-        <w:t xml:space="preserve"> </w:t>
-      </w:r>
-      <w:r>
-        <w:rPr>
-          <w:rStyle w:val="VerbatimChar"/>
-        </w:rPr>
-        <w:t xml:space="preserve">localhost:8766/graph-tool-v22.html</w:t>
-      </w:r>
-      <w:r>
-        <w:t xml:space="preserve"> </w:t>
-      </w:r>
-      <w:r>
-        <w:t xml:space="preserve">need to become</w:t>
-      </w:r>
-      <w:r>
-        <w:t xml:space="preserve"> </w:t>
-      </w:r>
-      <w:r>
-        <w:rPr>
-          <w:rStyle w:val="VerbatimChar"/>
-        </w:rPr>
-        <w:t xml:space="preserve">localhost:8099</w:t>
-      </w:r>
-      <w:r>
-        <w:t xml:space="preserve">.</w:t>
-      </w:r>
-    </w:p>
-    <w:bookmarkEnd w:id="11"/>
-    <w:bookmarkStart w:id="12" w:name="marc-decide-the-windows-policy"/>
-    <w:p>
-      <w:pPr>
-        <w:pStyle w:val="Heading2"/>
-      </w:pPr>
-      <w:r>
-        <w:t xml:space="preserve">[Marc] Decide the Windows policy</w:t>
-      </w:r>
-    </w:p>
-    <w:p>
-      <w:pPr>
-        <w:pStyle w:val="FirstParagraph"/>
-      </w:pPr>
-      <w:r>
-        <w:t xml:space="preserve">Disk encryption is now the</w:t>
-      </w:r>
-      <w:r>
-        <w:t xml:space="preserve"> </w:t>
-      </w:r>
-      <w:r>
-        <w:rPr>
-          <w:i/>
-          <w:iCs/>
-        </w:rPr>
-        <w:t xml:space="preserve">only</w:t>
-      </w:r>
-      <w:r>
-        <w:t xml:space="preserve"> </w:t>
-      </w:r>
-      <w:r>
-        <w:t xml:space="preserve">protection for data at rest, since the</w:t>
-      </w:r>
-      <w:r>
-        <w:t xml:space="preserve"> </w:t>
-      </w:r>
-      <w:r>
-        <w:t xml:space="preserve">encrypted-store option turned out not to be deliverable. That raises the stakes</w:t>
-      </w:r>
-      <w:r>
-        <w:t xml:space="preserve"> </w:t>
-      </w:r>
-      <w:r>
-        <w:t xml:space="preserve">on one question:</w:t>
-      </w:r>
-    </w:p>
-    <w:p>
-      <w:pPr>
-        <w:pStyle w:val="BodyText"/>
-      </w:pPr>
-      <w:r>
-        <w:rPr>
-          <w:b/>
-          <w:bCs/>
-        </w:rPr>
-        <w:t xml:space="preserve">Windows Home machines often cannot encrypt at all.</w:t>
-      </w:r>
-      <w:r>
-        <w:t xml:space="preserve"> </w:t>
-      </w:r>
-      <w:r>
-        <w:t xml:space="preserve">BitLocker proper is</w:t>
-      </w:r>
-      <w:r>
-        <w:t xml:space="preserve"> </w:t>
-      </w:r>
-      <w:r>
-        <w:t xml:space="preserve">Pro/Enterprise; Home gets a cut-down</w:t>
-      </w:r>
-      <w:r>
-        <w:t xml:space="preserve"> </w:t>
-      </w:r>
-      <w:r>
-        <w:t xml:space="preserve">“Device Encryption”</w:t>
-      </w:r>
-      <w:r>
-        <w:t xml:space="preserve"> </w:t>
-      </w:r>
-      <w:r>
-        <w:t xml:space="preserve">that needs particular</w:t>
-      </w:r>
-      <w:r>
-        <w:t xml:space="preserve"> </w:t>
-      </w:r>
-      <w:r>
-        <w:t xml:space="preserve">hardware and a Microsoft account, and on many inexpensive laptops it is simply</w:t>
-      </w:r>
-      <w:r>
-        <w:t xml:space="preserve"> </w:t>
-      </w:r>
-      <w:r>
-        <w:t xml:space="preserve">absent. Policy needed: exclude those machines, or accept unencrypted and say so</w:t>
-      </w:r>
-      <w:r>
-        <w:t xml:space="preserve"> </w:t>
-      </w:r>
-      <w:r>
-        <w:t xml:space="preserve">plainly in the consent text.</w:t>
-      </w:r>
-    </w:p>
-    <w:p>
-      <w:pPr>
-        <w:pStyle w:val="BodyText"/>
-      </w:pPr>
-      <w:r>
-        <w:t xml:space="preserve">Two related points, both now settled enough to write down rather than decide:</w:t>
-      </w:r>
-    </w:p>
-    <w:p>
-      <w:pPr>
-        <w:pStyle w:val="Compact"/>
-        <w:numPr>
-          <w:ilvl w:val="0"/>
-          <w:numId w:val="1003"/>
-        </w:numPr>
-      </w:pPr>
-      <w:r>
-        <w:t xml:space="preserve">Require encryption before real data, and</w:t>
-      </w:r>
-      <w:r>
-        <w:t xml:space="preserve"> </w:t>
-      </w:r>
-      <w:r>
-        <w:rPr>
-          <w:i/>
-          <w:iCs/>
-        </w:rPr>
-        <w:t xml:space="preserve">check</w:t>
-      </w:r>
-      <w:r>
-        <w:t xml:space="preserve"> </w:t>
-      </w:r>
-      <w:r>
-        <w:t xml:space="preserve">it at first run rather than</w:t>
-      </w:r>
-      <w:r>
-        <w:t xml:space="preserve"> </w:t>
-      </w:r>
-      <w:r>
-        <w:t xml:space="preserve">trusting instructions.</w:t>
-      </w:r>
-    </w:p>
-    <w:p>
-      <w:pPr>
-        <w:pStyle w:val="Compact"/>
-        <w:numPr>
-          <w:ilvl w:val="0"/>
-          <w:numId w:val="1003"/>
         </w:numPr>
       </w:pPr>
       <w:r>
@@ -1211,7 +1166,7 @@
               <w:pStyle w:val="Compact"/>
             </w:pPr>
             <w:r>
-              <w:t xml:space="preserve">Disk-encryption check at first run</w:t>
+              <w:t xml:space="preserve">Re-verify the stack on the pinned wiki 0.27.0</w:t>
             </w:r>
           </w:p>
         </w:tc>
@@ -1233,7 +1188,11 @@
               <w:pStyle w:val="Compact"/>
             </w:pPr>
             <w:r>
-              <w:t xml:space="preserve">needs the Windows policy above</w:t>
+              <w:rPr>
+                <w:b/>
+                <w:bCs/>
+              </w:rPr>
+              <w:t xml:space="preserve">new — see below</w:t>
             </w:r>
           </w:p>
         </w:tc>
@@ -1257,7 +1216,7 @@
               <w:pStyle w:val="Compact"/>
             </w:pPr>
             <w:r>
-              <w:t xml:space="preserve">Local log of every AI prompt and response</w:t>
+              <w:t xml:space="preserve">Disk-encryption check at first run</w:t>
             </w:r>
           </w:p>
         </w:tc>
@@ -1279,7 +1238,7 @@
               <w:pStyle w:val="Compact"/>
             </w:pPr>
             <w:r>
-              <w:t xml:space="preserve">to do</w:t>
+              <w:t xml:space="preserve">needs the Windows policy above</w:t>
             </w:r>
           </w:p>
         </w:tc>
@@ -1303,7 +1262,7 @@
               <w:pStyle w:val="Compact"/>
             </w:pPr>
             <w:r>
-              <w:t xml:space="preserve">First-run setup that takes the person’s own API key</w:t>
+              <w:t xml:space="preserve">Local log of every AI prompt and response</w:t>
             </w:r>
           </w:p>
         </w:tc>
@@ -1349,6 +1308,52 @@
               <w:pStyle w:val="Compact"/>
             </w:pPr>
             <w:r>
+              <w:t xml:space="preserve">First-run setup that takes the person’s own API key</w:t>
+            </w:r>
+          </w:p>
+        </w:tc>
+        <w:tc>
+          <w:tcPr/>
+          <w:p>
+            <w:pPr>
+              <w:pStyle w:val="Compact"/>
+            </w:pPr>
+            <w:r>
+              <w:t xml:space="preserve">dev</w:t>
+            </w:r>
+          </w:p>
+        </w:tc>
+        <w:tc>
+          <w:tcPr/>
+          <w:p>
+            <w:pPr>
+              <w:pStyle w:val="Compact"/>
+            </w:pPr>
+            <w:r>
+              <w:t xml:space="preserve">to do</w:t>
+            </w:r>
+          </w:p>
+        </w:tc>
+      </w:tr>
+      <w:tr>
+        <w:tc>
+          <w:tcPr/>
+          <w:p>
+            <w:pPr>
+              <w:pStyle w:val="Compact"/>
+            </w:pPr>
+            <w:r>
+              <w:t xml:space="preserve">9</w:t>
+            </w:r>
+          </w:p>
+        </w:tc>
+        <w:tc>
+          <w:tcPr/>
+          <w:p>
+            <w:pPr>
+              <w:pStyle w:val="Compact"/>
+            </w:pPr>
+            <w:r>
               <w:t xml:space="preserve">Consent text shown at install</w:t>
             </w:r>
           </w:p>
@@ -1382,7 +1387,7 @@
         <w:pStyle w:val="BodyText"/>
       </w:pPr>
       <w:r>
-        <w:t xml:space="preserve">Items 5–7 are a few days together. Item 8 waits on legal.</w:t>
+        <w:t xml:space="preserve">Items 6–8 are a few days together. Item 9 waits on legal.</w:t>
       </w:r>
     </w:p>
     <w:p>
@@ -1394,42 +1399,223 @@
           <w:b/>
           <w:bCs/>
         </w:rPr>
-        <w:t xml:space="preserve">On item 4.</w:t>
-      </w:r>
-      <w:r>
-        <w:t xml:space="preserve"> </w:t>
-      </w:r>
-      <w:r>
-        <w:t xml:space="preserve">Backups are the one place where an unrecoverable secret is low</w:t>
-      </w:r>
-      <w:r>
-        <w:t xml:space="preserve"> </w:t>
-      </w:r>
-      <w:r>
-        <w:t xml:space="preserve">risk: forgetting a backup passphrase costs the backup, not the record, because</w:t>
-      </w:r>
-      <w:r>
-        <w:t xml:space="preserve"> </w:t>
-      </w:r>
-      <w:r>
-        <w:t xml:space="preserve">the live copy is untouched. That is much of why it was worth building while the</w:t>
-      </w:r>
-      <w:r>
-        <w:t xml:space="preserve"> </w:t>
-      </w:r>
-      <w:r>
-        <w:t xml:space="preserve">encrypted store was not.</w:t>
-      </w:r>
-    </w:p>
-    <w:p>
-      <w:pPr>
-        <w:pStyle w:val="BodyText"/>
-      </w:pPr>
+        <w:t xml:space="preserve">Item 5 is new since 22 July and gates the</w:t>
+      </w:r>
       <w:r>
         <w:rPr>
           <w:b/>
           <w:bCs/>
         </w:rPr>
+        <w:t xml:space="preserve"> </w:t>
+      </w:r>
+      <w:r>
+        <w:rPr>
+          <w:b/>
+          <w:bCs/>
+        </w:rPr>
+        <w:t xml:space="preserve">“done”</w:t>
+      </w:r>
+      <w:r>
+        <w:rPr>
+          <w:b/>
+          <w:bCs/>
+        </w:rPr>
+        <w:t xml:space="preserve"> </w:t>
+      </w:r>
+      <w:r>
+        <w:rPr>
+          <w:b/>
+          <w:bCs/>
+        </w:rPr>
+        <w:t xml:space="preserve">items above it.</w:t>
+      </w:r>
+      <w:r>
+        <w:t xml:space="preserve"> </w:t>
+      </w:r>
+      <w:r>
+        <w:t xml:space="preserve">After that</w:t>
+      </w:r>
+      <w:r>
+        <w:t xml:space="preserve"> </w:t>
+      </w:r>
+      <w:r>
+        <w:t xml:space="preserve">session,</w:t>
+      </w:r>
+      <w:r>
+        <w:t xml:space="preserve"> </w:t>
+      </w:r>
+      <w:r>
+        <w:rPr>
+          <w:rStyle w:val="VerbatimChar"/>
+        </w:rPr>
+        <w:t xml:space="preserve">deploy/scp/Dockerfile.fedwiki</w:t>
+      </w:r>
+      <w:r>
+        <w:t xml:space="preserve"> </w:t>
+      </w:r>
+      <w:r>
+        <w:t xml:space="preserve">— which the home stack builds FedWiki</w:t>
+      </w:r>
+      <w:r>
+        <w:t xml:space="preserve"> </w:t>
+      </w:r>
+      <w:r>
+        <w:t xml:space="preserve">from — was pinned to</w:t>
+      </w:r>
+      <w:r>
+        <w:t xml:space="preserve"> </w:t>
+      </w:r>
+      <w:r>
+        <w:rPr>
+          <w:rStyle w:val="VerbatimChar"/>
+        </w:rPr>
+        <w:t xml:space="preserve">wiki@0.27.0</w:t>
+      </w:r>
+      <w:r>
+        <w:t xml:space="preserve"> </w:t>
+      </w:r>
+      <w:r>
+        <w:t xml:space="preserve">(wiki-server 0.20.1), because wiki 0.40.x</w:t>
+      </w:r>
+      <w:r>
+        <w:t xml:space="preserve"> </w:t>
+      </w:r>
+      <w:r>
+        <w:t xml:space="preserve">silently stops serving the 19 SCP plugins. Every end-to-end test on 22 July ran</w:t>
+      </w:r>
+      <w:r>
+        <w:t xml:space="preserve"> </w:t>
+      </w:r>
+      <w:r>
+        <w:t xml:space="preserve">on the then-unpinned</w:t>
+      </w:r>
+      <w:r>
+        <w:t xml:space="preserve"> </w:t>
+      </w:r>
+      <w:r>
+        <w:rPr>
+          <w:rStyle w:val="VerbatimChar"/>
+        </w:rPr>
+        <w:t xml:space="preserve">wiki</w:t>
+      </w:r>
+      <w:r>
+        <w:t xml:space="preserve"> </w:t>
+      </w:r>
+      <w:r>
+        <w:t xml:space="preserve">(0.40.2 / wiki-server 0.27.0), a different</w:t>
+      </w:r>
+      <w:r>
+        <w:t xml:space="preserve"> </w:t>
+      </w:r>
+      <w:r>
+        <w:t xml:space="preserve">wiki-server major. So the page-write action API (create/fork),</w:t>
+      </w:r>
+      <w:r>
+        <w:t xml:space="preserve"> </w:t>
+      </w:r>
+      <w:r>
+        <w:rPr>
+          <w:rStyle w:val="VerbatimChar"/>
+        </w:rPr>
+        <w:t xml:space="preserve">--farm</w:t>
+      </w:r>
+      <w:r>
+        <w:t xml:space="preserve">,</w:t>
+      </w:r>
+      <w:r>
+        <w:t xml:space="preserve"> </w:t>
+      </w:r>
+      <w:r>
+        <w:rPr>
+          <w:rStyle w:val="VerbatimChar"/>
+        </w:rPr>
+        <w:t xml:space="preserve">--security_legacy</w:t>
+      </w:r>
+      <w:r>
+        <w:t xml:space="preserve">, and search indexing are all verified on a version the home</w:t>
+      </w:r>
+      <w:r>
+        <w:t xml:space="preserve"> </w:t>
+      </w:r>
+      <w:r>
+        <w:t xml:space="preserve">stack will no longer use, and unverified on the one it will. Rebuild and re-run</w:t>
+      </w:r>
+      <w:r>
+        <w:t xml:space="preserve"> </w:t>
+      </w:r>
+      <w:r>
+        <w:t xml:space="preserve">the same tests on 0.27.0 before trusting the home stack. This is a check, not</w:t>
+      </w:r>
+      <w:r>
+        <w:t xml:space="preserve"> </w:t>
+      </w:r>
+      <w:r>
+        <w:t xml:space="preserve">new code — but until it passes, treat items 1–4 as</w:t>
+      </w:r>
+      <w:r>
+        <w:t xml:space="preserve"> </w:t>
+      </w:r>
+      <w:r>
+        <w:t xml:space="preserve">“built”</w:t>
+      </w:r>
+      <w:r>
+        <w:t xml:space="preserve"> </w:t>
+      </w:r>
+      <w:r>
+        <w:t xml:space="preserve">rather than</w:t>
+      </w:r>
+      <w:r>
+        <w:t xml:space="preserve"> </w:t>
+      </w:r>
+      <w:r>
+        <w:t xml:space="preserve">“proven.”</w:t>
+      </w:r>
+    </w:p>
+    <w:p>
+      <w:pPr>
+        <w:pStyle w:val="BodyText"/>
+      </w:pPr>
+      <w:r>
+        <w:rPr>
+          <w:b/>
+          <w:bCs/>
+        </w:rPr>
+        <w:t xml:space="preserve">On item 4.</w:t>
+      </w:r>
+      <w:r>
+        <w:t xml:space="preserve"> </w:t>
+      </w:r>
+      <w:r>
+        <w:t xml:space="preserve">Backups are the one place where an unrecoverable secret is low</w:t>
+      </w:r>
+      <w:r>
+        <w:t xml:space="preserve"> </w:t>
+      </w:r>
+      <w:r>
+        <w:t xml:space="preserve">risk: forgetting a backup passphrase costs the backup, not the record, because</w:t>
+      </w:r>
+      <w:r>
+        <w:t xml:space="preserve"> </w:t>
+      </w:r>
+      <w:r>
+        <w:t xml:space="preserve">the live copy is untouched. That is much of why it was worth building while the</w:t>
+      </w:r>
+      <w:r>
+        <w:t xml:space="preserve"> </w:t>
+      </w:r>
+      <w:r>
+        <w:t xml:space="preserve">encrypted store was not.</w:t>
+      </w:r>
+    </w:p>
+    <w:p>
+      <w:pPr>
+        <w:pStyle w:val="BodyText"/>
+      </w:pPr>
+      <w:r>
+        <w:rPr>
+          <w:b/>
+          <w:bCs/>
+        </w:rPr>
         <w:t xml:space="preserve">Still true after all of this:</w:t>
       </w:r>
       <w:r>
@@ -1454,7 +1640,7 @@
         <w:t xml:space="preserve"> </w:t>
       </w:r>
       <w:r>
-        <w:t xml:space="preserve">why item 5 matters more now than it did this morning.</w:t>
+        <w:t xml:space="preserve">why item 6 matters more now than it did before.</w:t>
       </w:r>
     </w:p>
     <w:p>
@@ -2095,7 +2281,7 @@
         <w:pStyle w:val="Compact"/>
         <w:numPr>
           <w:ilvl w:val="0"/>
-          <w:numId w:val="1004"/>
+          <w:numId w:val="1003"/>
         </w:numPr>
       </w:pPr>
       <w:r>
@@ -2124,7 +2310,7 @@
         <w:pStyle w:val="Compact"/>
         <w:numPr>
           <w:ilvl w:val="0"/>
-          <w:numId w:val="1004"/>
+          <w:numId w:val="1003"/>
         </w:numPr>
       </w:pPr>
       <w:r>
@@ -2560,7 +2746,7 @@
         <w:pStyle w:val="FirstParagraph"/>
       </w:pPr>
       <w:r>
-        <w:t xml:space="preserve">Two weeks of silence on the FHIRProxy client registry. Worth a nudge — this is</w:t>
+        <w:t xml:space="preserve">Three weeks of silence on the FHIRProxy client registry. Worth a nudge — this is</w:t>
       </w:r>
       <w:r>
         <w:t xml:space="preserve"> </w:t>
@@ -2591,6 +2777,337 @@
       </w:pPr>
       <w:r>
         <w:t xml:space="preserve">Shared between both tracks</w:t>
+      </w:r>
+    </w:p>
+    <w:p>
+      <w:pPr>
+        <w:pStyle w:val="Compact"/>
+        <w:numPr>
+          <w:ilvl w:val="0"/>
+          <w:numId w:val="1004"/>
+        </w:numPr>
+      </w:pPr>
+      <w:r>
+        <w:rPr>
+          <w:rStyle w:val="VerbatimChar"/>
+          <w:b/>
+          <w:bCs/>
+        </w:rPr>
+        <w:t xml:space="preserve">.dockerignore</w:t>
+      </w:r>
+      <w:r>
+        <w:rPr>
+          <w:b/>
+          <w:bCs/>
+        </w:rPr>
+        <w:t xml:space="preserve"> </w:t>
+      </w:r>
+      <w:r>
+        <w:rPr>
+          <w:b/>
+          <w:bCs/>
+        </w:rPr>
+        <w:t xml:space="preserve">fix.</w:t>
+      </w:r>
+      <w:r>
+        <w:t xml:space="preserve"> </w:t>
+      </w:r>
+      <w:r>
+        <w:t xml:space="preserve">Protects any image built from this repository. The</w:t>
+      </w:r>
+      <w:r>
+        <w:t xml:space="preserve"> </w:t>
+      </w:r>
+      <w:r>
+        <w:t xml:space="preserve">pattern</w:t>
+      </w:r>
+      <w:r>
+        <w:t xml:space="preserve"> </w:t>
+      </w:r>
+      <w:r>
+        <w:rPr>
+          <w:rStyle w:val="VerbatimChar"/>
+        </w:rPr>
+        <w:t xml:space="preserve">data/</w:t>
+      </w:r>
+      <w:r>
+        <w:t xml:space="preserve"> </w:t>
+      </w:r>
+      <w:r>
+        <w:t xml:space="preserve">matches only the top-level directory, so</w:t>
+      </w:r>
+      <w:r>
+        <w:t xml:space="preserve"> </w:t>
+      </w:r>
+      <w:r>
+        <w:rPr>
+          <w:rStyle w:val="VerbatimChar"/>
+        </w:rPr>
+        <w:t xml:space="preserve">scp-coupler/data/</w:t>
+      </w:r>
+      <w:r>
+        <w:t xml:space="preserve"> </w:t>
+      </w:r>
+      <w:r>
+        <w:t xml:space="preserve">and</w:t>
+      </w:r>
+      <w:r>
+        <w:t xml:space="preserve"> </w:t>
+      </w:r>
+      <w:r>
+        <w:rPr>
+          <w:rStyle w:val="VerbatimChar"/>
+        </w:rPr>
+        <w:t xml:space="preserve">scp-fhir/data/</w:t>
+      </w:r>
+      <w:r>
+        <w:t xml:space="preserve"> </w:t>
+      </w:r>
+      <w:r>
+        <w:t xml:space="preserve">are swept into images by</w:t>
+      </w:r>
+      <w:r>
+        <w:t xml:space="preserve"> </w:t>
+      </w:r>
+      <w:r>
+        <w:rPr>
+          <w:rStyle w:val="VerbatimChar"/>
+        </w:rPr>
+        <w:t xml:space="preserve">COPY . .</w:t>
+      </w:r>
+      <w:r>
+        <w:t xml:space="preserve">.</w:t>
+      </w:r>
+    </w:p>
+    <w:p>
+      <w:pPr>
+        <w:pStyle w:val="Compact"/>
+        <w:numPr>
+          <w:ilvl w:val="0"/>
+          <w:numId w:val="1004"/>
+        </w:numPr>
+      </w:pPr>
+      <w:r>
+        <w:rPr>
+          <w:b/>
+          <w:bCs/>
+        </w:rPr>
+        <w:t xml:space="preserve">Converging the two proxies.</w:t>
+      </w:r>
+      <w:r>
+        <w:t xml:space="preserve"> </w:t>
+      </w:r>
+      <w:r>
+        <w:rPr>
+          <w:rStyle w:val="VerbatimChar"/>
+        </w:rPr>
+        <w:t xml:space="preserve">sofi-proxy.py</w:t>
+      </w:r>
+      <w:r>
+        <w:t xml:space="preserve"> </w:t>
+      </w:r>
+      <w:r>
+        <w:t xml:space="preserve">and</w:t>
+      </w:r>
+      <w:r>
+        <w:t xml:space="preserve"> </w:t>
+      </w:r>
+      <w:r>
+        <w:rPr>
+          <w:rStyle w:val="VerbatimChar"/>
+        </w:rPr>
+        <w:t xml:space="preserve">coupler-proxy.py</w:t>
+      </w:r>
+      <w:r>
+        <w:t xml:space="preserve"> </w:t>
+      </w:r>
+      <w:r>
+        <w:t xml:space="preserve">both</w:t>
+      </w:r>
+      <w:r>
+        <w:t xml:space="preserve"> </w:t>
+      </w:r>
+      <w:r>
+        <w:t xml:space="preserve">write FedWiki pages, by different methods. Today only the coupler got the</w:t>
+      </w:r>
+      <w:r>
+        <w:t xml:space="preserve"> </w:t>
+      </w:r>
+      <w:r>
+        <w:t xml:space="preserve">fixes. Pulling page-writing into one shared module would mean fixes land in</w:t>
+      </w:r>
+      <w:r>
+        <w:t xml:space="preserve"> </w:t>
+      </w:r>
+      <w:r>
+        <w:t xml:space="preserve">both. Real work, needs your go-ahead separately, and the largest remaining</w:t>
+      </w:r>
+      <w:r>
+        <w:t xml:space="preserve"> </w:t>
+      </w:r>
+      <w:r>
+        <w:t xml:space="preserve">source of drift between the tracks.</w:t>
+      </w:r>
+    </w:p>
+    <w:p>
+      <w:pPr>
+        <w:pStyle w:val="Compact"/>
+        <w:numPr>
+          <w:ilvl w:val="0"/>
+          <w:numId w:val="1004"/>
+        </w:numPr>
+      </w:pPr>
+      <w:r>
+        <w:rPr>
+          <w:b/>
+          <w:bCs/>
+        </w:rPr>
+        <w:t xml:space="preserve">The pinned wiki version is a shared constraint now.</w:t>
+      </w:r>
+      <w:r>
+        <w:t xml:space="preserve"> </w:t>
+      </w:r>
+      <w:r>
+        <w:t xml:space="preserve">Both</w:t>
+      </w:r>
+      <w:r>
+        <w:t xml:space="preserve"> </w:t>
+      </w:r>
+      <w:r>
+        <w:rPr>
+          <w:rStyle w:val="VerbatimChar"/>
+        </w:rPr>
+        <w:t xml:space="preserve">deploy/scp/Dockerfile.fedwiki</w:t>
+      </w:r>
+      <w:r>
+        <w:t xml:space="preserve"> </w:t>
+      </w:r>
+      <w:r>
+        <w:t xml:space="preserve">and</w:t>
+      </w:r>
+      <w:r>
+        <w:t xml:space="preserve"> </w:t>
+      </w:r>
+      <w:r>
+        <w:rPr>
+          <w:rStyle w:val="VerbatimChar"/>
+        </w:rPr>
+        <w:t xml:space="preserve">deploy/docker/Dockerfile.fedwiki</w:t>
+      </w:r>
+      <w:r>
+        <w:t xml:space="preserve"> </w:t>
+      </w:r>
+      <w:r>
+        <w:t xml:space="preserve">pin</w:t>
+      </w:r>
+      <w:r>
+        <w:t xml:space="preserve"> </w:t>
+      </w:r>
+      <w:r>
+        <w:rPr>
+          <w:rStyle w:val="VerbatimChar"/>
+        </w:rPr>
+        <w:t xml:space="preserve">wiki@0.27.0</w:t>
+      </w:r>
+      <w:r>
+        <w:t xml:space="preserve">, and the home stack inherits the SCP one. Any future wiki</w:t>
+      </w:r>
+      <w:r>
+        <w:t xml:space="preserve"> </w:t>
+      </w:r>
+      <w:r>
+        <w:t xml:space="preserve">upgrade has to rework how the 19 plugins are installed (0.40.x reads wiki’s</w:t>
+      </w:r>
+      <w:r>
+        <w:t xml:space="preserve"> </w:t>
+      </w:r>
+      <w:r>
+        <w:t xml:space="preserve">own</w:t>
+      </w:r>
+      <w:r>
+        <w:t xml:space="preserve"> </w:t>
+      </w:r>
+      <w:r>
+        <w:rPr>
+          <w:rStyle w:val="VerbatimChar"/>
+        </w:rPr>
+        <w:t xml:space="preserve">package.json</w:t>
+      </w:r>
+      <w:r>
+        <w:t xml:space="preserve"> </w:t>
+      </w:r>
+      <w:r>
+        <w:t xml:space="preserve">for plugin discovery instead of scanning</w:t>
+      </w:r>
+      <w:r>
+        <w:t xml:space="preserve"> </w:t>
+      </w:r>
+      <w:r>
+        <w:rPr>
+          <w:rStyle w:val="VerbatimChar"/>
+        </w:rPr>
+        <w:t xml:space="preserve">node_modules</w:t>
+      </w:r>
+      <w:r>
+        <w:t xml:space="preserve">)</w:t>
+      </w:r>
+      <w:r>
+        <w:t xml:space="preserve"> </w:t>
+      </w:r>
+      <w:r>
+        <w:t xml:space="preserve">and must be re-tested against all three stacks, not one.</w:t>
+      </w:r>
+    </w:p>
+    <w:p>
+      <w:r>
+        <w:pict>
+          <v:rect style="width:0;height:1.5pt" o:hralign="center" o:hrstd="t" o:hr="t"/>
+        </w:pict>
+      </w:r>
+    </w:p>
+    <w:bookmarkEnd w:id="23"/>
+    <w:bookmarkStart w:id="24" w:name="what-none-of-this-fixes"/>
+    <w:p>
+      <w:pPr>
+        <w:pStyle w:val="Heading1"/>
+      </w:pPr>
+      <w:r>
+        <w:t xml:space="preserve">What none of this fixes</w:t>
+      </w:r>
+    </w:p>
+    <w:p>
+      <w:pPr>
+        <w:pStyle w:val="FirstParagraph"/>
+      </w:pPr>
+      <w:r>
+        <w:t xml:space="preserve">Six of the twelve risks in</w:t>
+      </w:r>
+      <w:r>
+        <w:t xml:space="preserve"> </w:t>
+      </w:r>
+      <w:r>
+        <w:rPr>
+          <w:rStyle w:val="VerbatimChar"/>
+        </w:rPr>
+        <w:t xml:space="preserve">scp-coupler/risks.html</w:t>
+      </w:r>
+      <w:r>
+        <w:t xml:space="preserve"> </w:t>
+      </w:r>
+      <w:r>
+        <w:t xml:space="preserve">are untouched by any</w:t>
+      </w:r>
+      <w:r>
+        <w:t xml:space="preserve"> </w:t>
+      </w:r>
+      <w:r>
+        <w:t xml:space="preserve">packaging or security work, because they live in the interface and the content</w:t>
+      </w:r>
+      <w:r>
+        <w:t xml:space="preserve"> </w:t>
+      </w:r>
+      <w:r>
+        <w:t xml:space="preserve">and travel with the software wherever it runs:</w:t>
       </w:r>
     </w:p>
     <w:p>
@@ -2603,94 +3120,16 @@
       </w:pPr>
       <w:r>
         <w:rPr>
-          <w:rStyle w:val="VerbatimChar"/>
           <w:b/>
           <w:bCs/>
         </w:rPr>
-        <w:t xml:space="preserve">.dockerignore</w:t>
-      </w:r>
-      <w:r>
-        <w:rPr>
-          <w:b/>
-          <w:bCs/>
-        </w:rPr>
-        <w:t xml:space="preserve"> </w:t>
-      </w:r>
-      <w:r>
-        <w:rPr>
-          <w:b/>
-          <w:bCs/>
-        </w:rPr>
-        <w:t xml:space="preserve">fix.</w:t>
-      </w:r>
-      <w:r>
-        <w:t xml:space="preserve"> </w:t>
-      </w:r>
-      <w:r>
-        <w:t xml:space="preserve">Protects any image built from this repository. The</w:t>
-      </w:r>
-      <w:r>
-        <w:t xml:space="preserve"> </w:t>
-      </w:r>
-      <w:r>
-        <w:t xml:space="preserve">pattern</w:t>
-      </w:r>
-      <w:r>
-        <w:t xml:space="preserve"> </w:t>
-      </w:r>
-      <w:r>
-        <w:rPr>
-          <w:rStyle w:val="VerbatimChar"/>
-        </w:rPr>
-        <w:t xml:space="preserve">data/</w:t>
-      </w:r>
-      <w:r>
-        <w:t xml:space="preserve"> </w:t>
-      </w:r>
-      <w:r>
-        <w:t xml:space="preserve">matches only the top-level directory, so</w:t>
-      </w:r>
-      <w:r>
-        <w:t xml:space="preserve"> </w:t>
-      </w:r>
-      <w:r>
-        <w:rPr>
-          <w:rStyle w:val="VerbatimChar"/>
-        </w:rPr>
-        <w:t xml:space="preserve">scp-coupler/data/</w:t>
-      </w:r>
-      <w:r>
-        <w:t xml:space="preserve"> </w:t>
-      </w:r>
-      <w:r>
-        <w:t xml:space="preserve">and</w:t>
-      </w:r>
-      <w:r>
-        <w:t xml:space="preserve"> </w:t>
-      </w:r>
-      <w:r>
-        <w:rPr>
-          <w:rStyle w:val="VerbatimChar"/>
-        </w:rPr>
-        <w:t xml:space="preserve">scp-fhir/data/</w:t>
-      </w:r>
-      <w:r>
-        <w:t xml:space="preserve"> </w:t>
-      </w:r>
-      <w:r>
-        <w:t xml:space="preserve">are swept into images by</w:t>
-      </w:r>
-      <w:r>
-        <w:t xml:space="preserve"> </w:t>
-      </w:r>
-      <w:r>
-        <w:rPr>
-          <w:rStyle w:val="VerbatimChar"/>
-        </w:rPr>
-        <w:t xml:space="preserve">COPY . .</w:t>
-      </w:r>
-      <w:r>
-        <w:t xml:space="preserve">.</w:t>
+        <w:t xml:space="preserve">Risk 3</w:t>
+      </w:r>
+      <w:r>
+        <w:t xml:space="preserve"> </w:t>
+      </w:r>
+      <w:r>
+        <w:t xml:space="preserve">— no physician review loop</w:t>
       </w:r>
     </w:p>
     <w:p>
@@ -2706,78 +3145,101 @@
           <w:b/>
           <w:bCs/>
         </w:rPr>
-        <w:t xml:space="preserve">Converging the two proxies.</w:t>
-      </w:r>
-      <w:r>
-        <w:t xml:space="preserve"> </w:t>
-      </w:r>
-      <w:r>
-        <w:rPr>
-          <w:rStyle w:val="VerbatimChar"/>
-        </w:rPr>
-        <w:t xml:space="preserve">sofi-proxy.py</w:t>
-      </w:r>
-      <w:r>
-        <w:t xml:space="preserve"> </w:t>
-      </w:r>
-      <w:r>
-        <w:t xml:space="preserve">and</w:t>
-      </w:r>
-      <w:r>
-        <w:t xml:space="preserve"> </w:t>
-      </w:r>
-      <w:r>
-        <w:rPr>
-          <w:rStyle w:val="VerbatimChar"/>
-        </w:rPr>
-        <w:t xml:space="preserve">coupler-proxy.py</w:t>
-      </w:r>
-      <w:r>
-        <w:t xml:space="preserve"> </w:t>
-      </w:r>
-      <w:r>
-        <w:t xml:space="preserve">both</w:t>
-      </w:r>
-      <w:r>
-        <w:t xml:space="preserve"> </w:t>
-      </w:r>
-      <w:r>
-        <w:t xml:space="preserve">write FedWiki pages, by different methods. Today only the coupler got the</w:t>
-      </w:r>
-      <w:r>
-        <w:t xml:space="preserve"> </w:t>
-      </w:r>
-      <w:r>
-        <w:t xml:space="preserve">fixes. Pulling page-writing into one shared module would mean fixes land in</w:t>
-      </w:r>
-      <w:r>
-        <w:t xml:space="preserve"> </w:t>
-      </w:r>
-      <w:r>
-        <w:t xml:space="preserve">both. Real work, needs your go-ahead separately, and the largest remaining</w:t>
-      </w:r>
-      <w:r>
-        <w:t xml:space="preserve"> </w:t>
-      </w:r>
-      <w:r>
-        <w:t xml:space="preserve">source of drift between the tracks.</w:t>
-      </w:r>
-    </w:p>
-    <w:p>
-      <w:r>
-        <w:pict>
-          <v:rect style="width:0;height:1.5pt" o:hralign="center" o:hrstd="t" o:hr="t"/>
-        </w:pict>
-      </w:r>
-    </w:p>
-    <w:bookmarkEnd w:id="23"/>
-    <w:bookmarkStart w:id="24" w:name="what-none-of-this-fixes"/>
-    <w:p>
-      <w:pPr>
-        <w:pStyle w:val="Heading1"/>
-      </w:pPr>
-      <w:r>
-        <w:t xml:space="preserve">What none of this fixes</w:t>
+        <w:t xml:space="preserve">Risk 5</w:t>
+      </w:r>
+      <w:r>
+        <w:t xml:space="preserve"> </w:t>
+      </w:r>
+      <w:r>
+        <w:t xml:space="preserve">— probability estimates read as diagnoses</w:t>
+      </w:r>
+    </w:p>
+    <w:p>
+      <w:pPr>
+        <w:pStyle w:val="Compact"/>
+        <w:numPr>
+          <w:ilvl w:val="0"/>
+          <w:numId w:val="1005"/>
+        </w:numPr>
+      </w:pPr>
+      <w:r>
+        <w:rPr>
+          <w:b/>
+          <w:bCs/>
+        </w:rPr>
+        <w:t xml:space="preserve">Risk 6</w:t>
+      </w:r>
+      <w:r>
+        <w:t xml:space="preserve"> </w:t>
+      </w:r>
+      <w:r>
+        <w:t xml:space="preserve">— AI misclassifying severity</w:t>
+      </w:r>
+    </w:p>
+    <w:p>
+      <w:pPr>
+        <w:pStyle w:val="Compact"/>
+        <w:numPr>
+          <w:ilvl w:val="0"/>
+          <w:numId w:val="1005"/>
+        </w:numPr>
+      </w:pPr>
+      <w:r>
+        <w:rPr>
+          <w:b/>
+          <w:bCs/>
+        </w:rPr>
+        <w:t xml:space="preserve">Risk 7</w:t>
+      </w:r>
+      <w:r>
+        <w:t xml:space="preserve"> </w:t>
+      </w:r>
+      <w:r>
+        <w:t xml:space="preserve">— NNT numbers from populations unlike Superior AZ</w:t>
+      </w:r>
+    </w:p>
+    <w:p>
+      <w:pPr>
+        <w:pStyle w:val="Compact"/>
+        <w:numPr>
+          <w:ilvl w:val="0"/>
+          <w:numId w:val="1005"/>
+        </w:numPr>
+      </w:pPr>
+      <w:r>
+        <w:rPr>
+          <w:b/>
+          <w:bCs/>
+        </w:rPr>
+        <w:t xml:space="preserve">Risk 9</w:t>
+      </w:r>
+      <w:r>
+        <w:t xml:space="preserve"> </w:t>
+      </w:r>
+      <w:r>
+        <w:t xml:space="preserve">— model drift making probability histories unreliable</w:t>
+      </w:r>
+    </w:p>
+    <w:p>
+      <w:pPr>
+        <w:pStyle w:val="Compact"/>
+        <w:numPr>
+          <w:ilvl w:val="0"/>
+          <w:numId w:val="1005"/>
+        </w:numPr>
+      </w:pPr>
+      <w:r>
+        <w:rPr>
+          <w:b/>
+          <w:bCs/>
+        </w:rPr>
+        <w:t xml:space="preserve">Risk 12</w:t>
+      </w:r>
+      <w:r>
+        <w:t xml:space="preserve"> </w:t>
+      </w:r>
+      <w:r>
+        <w:t xml:space="preserve">— activation band hiding parts of the frame</w:t>
       </w:r>
     </w:p>
     <w:p>
@@ -2785,34 +3247,33 @@
         <w:pStyle w:val="FirstParagraph"/>
       </w:pPr>
       <w:r>
-        <w:t xml:space="preserve">Six of the twelve risks in</w:t>
-      </w:r>
-      <w:r>
-        <w:t xml:space="preserve"> </w:t>
-      </w:r>
-      <w:r>
-        <w:rPr>
-          <w:rStyle w:val="VerbatimChar"/>
-        </w:rPr>
-        <w:t xml:space="preserve">scp-coupler/risks.html</w:t>
-      </w:r>
-      <w:r>
-        <w:t xml:space="preserve"> </w:t>
-      </w:r>
-      <w:r>
-        <w:t xml:space="preserve">are untouched by any</w:t>
-      </w:r>
-      <w:r>
-        <w:t xml:space="preserve"> </w:t>
-      </w:r>
-      <w:r>
-        <w:t xml:space="preserve">packaging or security work, because they live in the interface and the content</w:t>
-      </w:r>
-      <w:r>
-        <w:t xml:space="preserve"> </w:t>
-      </w:r>
-      <w:r>
-        <w:t xml:space="preserve">and travel with the software wherever it runs:</w:t>
+        <w:t xml:space="preserve">Moving to a personal computer solves the data-custody problems and none of the</w:t>
+      </w:r>
+      <w:r>
+        <w:t xml:space="preserve"> </w:t>
+      </w:r>
+      <w:r>
+        <w:t xml:space="preserve">clinical ones. These are the six-month body of work, and they need clinical</w:t>
+      </w:r>
+      <w:r>
+        <w:t xml:space="preserve"> </w:t>
+      </w:r>
+      <w:r>
+        <w:t xml:space="preserve">judgement rather than engineering.</w:t>
+      </w:r>
+    </w:p>
+    <w:p>
+      <w:pPr>
+        <w:pStyle w:val="BodyText"/>
+      </w:pPr>
+      <w:r>
+        <w:t xml:space="preserve">Two items need outside people and should start early because they wait on</w:t>
+      </w:r>
+      <w:r>
+        <w:t xml:space="preserve"> </w:t>
+      </w:r>
+      <w:r>
+        <w:t xml:space="preserve">others’ calendars:</w:t>
       </w:r>
     </w:p>
     <w:p>
@@ -2828,13 +3289,31 @@
           <w:b/>
           <w:bCs/>
         </w:rPr>
-        <w:t xml:space="preserve">Risk 3</w:t>
-      </w:r>
-      <w:r>
-        <w:t xml:space="preserve"> </w:t>
-      </w:r>
-      <w:r>
-        <w:t xml:space="preserve">— no physician review loop</w:t>
+        <w:t xml:space="preserve">[Marc] Legal review</w:t>
+      </w:r>
+      <w:r>
+        <w:t xml:space="preserve"> </w:t>
+      </w:r>
+      <w:r>
+        <w:t xml:space="preserve">of FDA SaMD framing (Risk 4) and liability allocation</w:t>
+      </w:r>
+      <w:r>
+        <w:t xml:space="preserve"> </w:t>
+      </w:r>
+      <w:r>
+        <w:t xml:space="preserve">(Risk 11). A personal tool for understanding your own health is far better</w:t>
+      </w:r>
+      <w:r>
+        <w:t xml:space="preserve"> </w:t>
+      </w:r>
+      <w:r>
+        <w:t xml:space="preserve">positioned than a clinic tool generating differentials — but that is</w:t>
+      </w:r>
+      <w:r>
+        <w:t xml:space="preserve"> </w:t>
+      </w:r>
+      <w:r>
+        <w:t xml:space="preserve">positioning, not clearance.</w:t>
       </w:r>
     </w:p>
     <w:p>
@@ -2850,135 +3329,33 @@
           <w:b/>
           <w:bCs/>
         </w:rPr>
-        <w:t xml:space="preserve">Risk 5</w:t>
-      </w:r>
-      <w:r>
-        <w:t xml:space="preserve"> </w:t>
-      </w:r>
-      <w:r>
-        <w:t xml:space="preserve">— probability estimates read as diagnoses</w:t>
-      </w:r>
-    </w:p>
-    <w:p>
-      <w:pPr>
-        <w:pStyle w:val="Compact"/>
-        <w:numPr>
-          <w:ilvl w:val="0"/>
-          <w:numId w:val="1006"/>
-        </w:numPr>
-      </w:pPr>
-      <w:r>
-        <w:rPr>
-          <w:b/>
-          <w:bCs/>
-        </w:rPr>
-        <w:t xml:space="preserve">Risk 6</w:t>
-      </w:r>
-      <w:r>
-        <w:t xml:space="preserve"> </w:t>
-      </w:r>
-      <w:r>
-        <w:t xml:space="preserve">— AI misclassifying severity</w:t>
-      </w:r>
-    </w:p>
-    <w:p>
-      <w:pPr>
-        <w:pStyle w:val="Compact"/>
-        <w:numPr>
-          <w:ilvl w:val="0"/>
-          <w:numId w:val="1006"/>
-        </w:numPr>
-      </w:pPr>
-      <w:r>
-        <w:rPr>
-          <w:b/>
-          <w:bCs/>
-        </w:rPr>
-        <w:t xml:space="preserve">Risk 7</w:t>
-      </w:r>
-      <w:r>
-        <w:t xml:space="preserve"> </w:t>
-      </w:r>
-      <w:r>
-        <w:t xml:space="preserve">— NNT numbers from populations unlike Superior AZ</w:t>
-      </w:r>
-    </w:p>
-    <w:p>
-      <w:pPr>
-        <w:pStyle w:val="Compact"/>
-        <w:numPr>
-          <w:ilvl w:val="0"/>
-          <w:numId w:val="1006"/>
-        </w:numPr>
-      </w:pPr>
-      <w:r>
-        <w:rPr>
-          <w:b/>
-          <w:bCs/>
-        </w:rPr>
-        <w:t xml:space="preserve">Risk 9</w:t>
-      </w:r>
-      <w:r>
-        <w:t xml:space="preserve"> </w:t>
-      </w:r>
-      <w:r>
-        <w:t xml:space="preserve">— model drift making probability histories unreliable</w:t>
-      </w:r>
-    </w:p>
-    <w:p>
-      <w:pPr>
-        <w:pStyle w:val="Compact"/>
-        <w:numPr>
-          <w:ilvl w:val="0"/>
-          <w:numId w:val="1006"/>
-        </w:numPr>
-      </w:pPr>
-      <w:r>
-        <w:rPr>
-          <w:b/>
-          <w:bCs/>
-        </w:rPr>
-        <w:t xml:space="preserve">Risk 12</w:t>
-      </w:r>
-      <w:r>
-        <w:t xml:space="preserve"> </w:t>
-      </w:r>
-      <w:r>
-        <w:t xml:space="preserve">— activation band hiding parts of the frame</w:t>
-      </w:r>
-    </w:p>
-    <w:p>
-      <w:pPr>
-        <w:pStyle w:val="FirstParagraph"/>
-      </w:pPr>
-      <w:r>
-        <w:t xml:space="preserve">Moving to a personal computer solves the data-custody problems and none of the</w:t>
-      </w:r>
-      <w:r>
-        <w:t xml:space="preserve"> </w:t>
-      </w:r>
-      <w:r>
-        <w:t xml:space="preserve">clinical ones. These are the six-month body of work, and they need clinical</w:t>
-      </w:r>
-      <w:r>
-        <w:t xml:space="preserve"> </w:t>
-      </w:r>
-      <w:r>
-        <w:t xml:space="preserve">judgement rather than engineering.</w:t>
-      </w:r>
-    </w:p>
-    <w:p>
-      <w:pPr>
-        <w:pStyle w:val="BodyText"/>
-      </w:pPr>
-      <w:r>
-        <w:t xml:space="preserve">Two items need outside people and should start early because they wait on</w:t>
-      </w:r>
-      <w:r>
-        <w:t xml:space="preserve"> </w:t>
-      </w:r>
-      <w:r>
-        <w:t xml:space="preserve">others’ calendars:</w:t>
+        <w:t xml:space="preserve">[Marc] Consent and terms text</w:t>
+      </w:r>
+      <w:r>
+        <w:t xml:space="preserve">, which now does the work the Business</w:t>
+      </w:r>
+      <w:r>
+        <w:t xml:space="preserve"> </w:t>
+      </w:r>
+      <w:r>
+        <w:t xml:space="preserve">Associate Agreement was going to do.</w:t>
+      </w:r>
+    </w:p>
+    <w:p>
+      <w:r>
+        <w:pict>
+          <v:rect style="width:0;height:1.5pt" o:hralign="center" o:hrstd="t" o:hr="t"/>
+        </w:pict>
+      </w:r>
+    </w:p>
+    <w:bookmarkEnd w:id="24"/>
+    <w:bookmarkStart w:id="25" w:name="suggested-order"/>
+    <w:p>
+      <w:pPr>
+        <w:pStyle w:val="Heading1"/>
+      </w:pPr>
+      <w:r>
+        <w:t xml:space="preserve">Suggested order</w:t>
       </w:r>
     </w:p>
     <w:p>
@@ -2990,35 +3367,31 @@
         </w:numPr>
       </w:pPr>
       <w:r>
-        <w:rPr>
-          <w:b/>
-          <w:bCs/>
-        </w:rPr>
-        <w:t xml:space="preserve">[Marc] Legal review</w:t>
-      </w:r>
-      <w:r>
-        <w:t xml:space="preserve"> </w:t>
-      </w:r>
-      <w:r>
-        <w:t xml:space="preserve">of FDA SaMD framing (Risk 4) and liability allocation</w:t>
-      </w:r>
-      <w:r>
-        <w:t xml:space="preserve"> </w:t>
-      </w:r>
-      <w:r>
-        <w:t xml:space="preserve">(Risk 11). A personal tool for understanding your own health is far better</w:t>
-      </w:r>
-      <w:r>
-        <w:t xml:space="preserve"> </w:t>
-      </w:r>
-      <w:r>
-        <w:t xml:space="preserve">positioned than a clinic tool generating differentials — but that is</w:t>
-      </w:r>
-      <w:r>
-        <w:t xml:space="preserve"> </w:t>
-      </w:r>
-      <w:r>
-        <w:t xml:space="preserve">positioning, not clearance.</w:t>
+        <w:t xml:space="preserve">Re-verify the home stack on the pinned wiki 0.27.0 — closes the gap between</w:t>
+      </w:r>
+      <w:r>
+        <w:t xml:space="preserve"> </w:t>
+      </w:r>
+      <w:r>
+        <w:t xml:space="preserve">“built”</w:t>
+      </w:r>
+      <w:r>
+        <w:t xml:space="preserve"> </w:t>
+      </w:r>
+      <w:r>
+        <w:t xml:space="preserve">and</w:t>
+      </w:r>
+      <w:r>
+        <w:t xml:space="preserve"> </w:t>
+      </w:r>
+      <w:r>
+        <w:t xml:space="preserve">“proven”</w:t>
+      </w:r>
+      <w:r>
+        <w:t xml:space="preserve"> </w:t>
+      </w:r>
+      <w:r>
+        <w:t xml:space="preserve">on items already marked done</w:t>
       </w:r>
     </w:p>
     <w:p>
@@ -3030,37 +3403,7 @@
         </w:numPr>
       </w:pPr>
       <w:r>
-        <w:rPr>
-          <w:b/>
-          <w:bCs/>
-        </w:rPr>
-        <w:t xml:space="preserve">[Marc] Consent and terms text</w:t>
-      </w:r>
-      <w:r>
-        <w:t xml:space="preserve">, which now does the work the Business</w:t>
-      </w:r>
-      <w:r>
-        <w:t xml:space="preserve"> </w:t>
-      </w:r>
-      <w:r>
-        <w:t xml:space="preserve">Associate Agreement was going to do.</w:t>
-      </w:r>
-    </w:p>
-    <w:p>
-      <w:r>
-        <w:pict>
-          <v:rect style="width:0;height:1.5pt" o:hralign="center" o:hrstd="t" o:hr="t"/>
-        </w:pict>
-      </w:r>
-    </w:p>
-    <w:bookmarkEnd w:id="24"/>
-    <w:bookmarkStart w:id="25" w:name="suggested-order"/>
-    <w:p>
-      <w:pPr>
-        <w:pStyle w:val="Heading1"/>
-      </w:pPr>
-      <w:r>
-        <w:t xml:space="preserve">Suggested order</w:t>
+        <w:t xml:space="preserve">Decide the Windows policy — unblocks personal item 6</w:t>
       </w:r>
     </w:p>
     <w:p>
@@ -3068,11 +3411,11 @@
         <w:pStyle w:val="Compact"/>
         <w:numPr>
           <w:ilvl w:val="0"/>
-          <w:numId w:val="1008"/>
+          <w:numId w:val="1007"/>
         </w:numPr>
       </w:pPr>
       <w:r>
-        <w:t xml:space="preserve">Kill the stray server — today, one command</w:t>
+        <w:t xml:space="preserve">Personal items 6, 7, 8 — a few days, gets a defensible personal install</w:t>
       </w:r>
     </w:p>
     <w:p>
@@ -3080,11 +3423,11 @@
         <w:pStyle w:val="Compact"/>
         <w:numPr>
           <w:ilvl w:val="0"/>
-          <w:numId w:val="1008"/>
+          <w:numId w:val="1007"/>
         </w:numPr>
       </w:pPr>
       <w:r>
-        <w:t xml:space="preserve">Decide the Windows policy — unblocks personal item 5</w:t>
+        <w:t xml:space="preserve">WikiCafe items 1, 2, 4, 5, 6 — a couple of days once Christian is available</w:t>
       </w:r>
     </w:p>
     <w:p>
@@ -3092,11 +3435,11 @@
         <w:pStyle w:val="Compact"/>
         <w:numPr>
           <w:ilvl w:val="0"/>
-          <w:numId w:val="1008"/>
+          <w:numId w:val="1007"/>
         </w:numPr>
       </w:pPr>
       <w:r>
-        <w:t xml:space="preserve">Personal items 5, 6, 7 — a few days, gets a defensible personal install</w:t>
+        <w:t xml:space="preserve">WikiCafe item 3 — per-user authorization, the substantial piece</w:t>
       </w:r>
     </w:p>
     <w:p>
@@ -3104,11 +3447,11 @@
         <w:pStyle w:val="Compact"/>
         <w:numPr>
           <w:ilvl w:val="0"/>
-          <w:numId w:val="1008"/>
+          <w:numId w:val="1007"/>
         </w:numPr>
       </w:pPr>
       <w:r>
-        <w:t xml:space="preserve">WikiCafe items 1, 2, 4, 5, 6 — a couple of days once Christian is available</w:t>
+        <w:t xml:space="preserve">Legal review and consent text — start now, runs in parallel</w:t>
       </w:r>
     </w:p>
     <w:p>
@@ -3116,11 +3459,11 @@
         <w:pStyle w:val="Compact"/>
         <w:numPr>
           <w:ilvl w:val="0"/>
-          <w:numId w:val="1008"/>
+          <w:numId w:val="1007"/>
         </w:numPr>
       </w:pPr>
       <w:r>
-        <w:t xml:space="preserve">WikiCafe item 3 — per-user authorization, the substantial piece</w:t>
+        <w:t xml:space="preserve">Epic/FHIR integration — only once PeaceHealth unblocks it</w:t>
       </w:r>
     </w:p>
     <w:p>
@@ -3128,31 +3471,7 @@
         <w:pStyle w:val="Compact"/>
         <w:numPr>
           <w:ilvl w:val="0"/>
-          <w:numId w:val="1008"/>
-        </w:numPr>
-      </w:pPr>
-      <w:r>
-        <w:t xml:space="preserve">Legal review and consent text — start now, runs in parallel</w:t>
-      </w:r>
-    </w:p>
-    <w:p>
-      <w:pPr>
-        <w:pStyle w:val="Compact"/>
-        <w:numPr>
-          <w:ilvl w:val="0"/>
-          <w:numId w:val="1008"/>
-        </w:numPr>
-      </w:pPr>
-      <w:r>
-        <w:t xml:space="preserve">Epic/FHIR integration — only once PeaceHealth unblocks it</w:t>
-      </w:r>
-    </w:p>
-    <w:p>
-      <w:pPr>
-        <w:pStyle w:val="Compact"/>
-        <w:numPr>
-          <w:ilvl w:val="0"/>
-          <w:numId w:val="1008"/>
+          <w:numId w:val="1007"/>
         </w:numPr>
       </w:pPr>
       <w:r>
@@ -3480,9 +3799,6 @@
     <w:abstractNumId w:val="991"/>
   </w:num>
   <w:num w:numId="1007">
-    <w:abstractNumId w:val="991"/>
-  </w:num>
-  <w:num w:numId="1008">
     <w:abstractNumId w:val="99411"/>
     <w:lvlOverride w:ilvl="0">
       <w:startOverride w:val="1"/>
